--- a/resumes/dba_resume.docx
+++ b/resumes/dba_resume.docx
@@ -53,7 +53,6 @@
     <w:p>
       <w:pPr>
         <w:pStyle w:val="Subtitle"/>
-        <w:spacing w:after="0"/>
         <w:rPr>
           <w:rFonts w:ascii="Aptos Display" w:hAnsi="Aptos Display"/>
         </w:rPr>
@@ -77,26 +76,38 @@
         </w:rPr>
         <w:t>CA</w:t>
       </w:r>
-    </w:p>
-    <w:p>
-      <w:pPr>
-        <w:pStyle w:val="Subtitle"/>
-        <w:rPr>
-          <w:rFonts w:ascii="Aptos Display" w:hAnsi="Aptos Display"/>
-        </w:rPr>
-      </w:pPr>
-      <w:hyperlink r:id="rId7" w:history="1">
+      <w:r>
+        <w:rPr>
+          <w:rFonts w:ascii="Aptos Display" w:hAnsi="Aptos Display"/>
+          <w:spacing w:val="47"/>
+        </w:rPr>
+        <w:t xml:space="preserve"> </w:t>
+      </w:r>
+      <w:r>
+        <w:rPr>
+          <w:rFonts w:ascii="Aptos Display" w:hAnsi="Aptos Display"/>
+        </w:rPr>
+        <w:t>•</w:t>
+      </w:r>
+      <w:r>
+        <w:rPr>
+          <w:rFonts w:ascii="Aptos Display" w:hAnsi="Aptos Display"/>
+          <w:spacing w:val="46"/>
+        </w:rPr>
+        <w:t xml:space="preserve"> </w:t>
+      </w:r>
+      <w:hyperlink r:id="rId7">
         <w:r>
           <w:rPr>
-            <w:rStyle w:val="Hyperlink"/>
             <w:rFonts w:ascii="Aptos Display" w:hAnsi="Aptos Display"/>
           </w:rPr>
-          <w:t>compute456@outlook.com</w:t>
+          <w:t>david_1428@outlook.com</w:t>
         </w:r>
       </w:hyperlink>
       <w:r>
         <w:rPr>
           <w:rFonts w:ascii="Aptos Display" w:hAnsi="Aptos Display"/>
+          <w:spacing w:val="47"/>
         </w:rPr>
         <w:t xml:space="preserve"> </w:t>
       </w:r>
@@ -113,34 +124,6 @@
         </w:rPr>
         <w:t xml:space="preserve"> </w:t>
       </w:r>
-      <w:hyperlink r:id="rId8" w:history="1">
-        <w:r>
-          <w:rPr>
-            <w:rStyle w:val="Hyperlink"/>
-            <w:rFonts w:ascii="Aptos Display" w:hAnsi="Aptos Display"/>
-          </w:rPr>
-          <w:t>https://david.simplifai.team</w:t>
-        </w:r>
-      </w:hyperlink>
-      <w:r>
-        <w:rPr>
-          <w:rStyle w:val="Hyperlink"/>
-        </w:rPr>
-        <w:t xml:space="preserve"> </w:t>
-      </w:r>
-      <w:r>
-        <w:rPr>
-          <w:rFonts w:ascii="Aptos Display" w:hAnsi="Aptos Display"/>
-        </w:rPr>
-        <w:t>•</w:t>
-      </w:r>
-      <w:r>
-        <w:rPr>
-          <w:rFonts w:ascii="Aptos Display" w:hAnsi="Aptos Display"/>
-          <w:spacing w:val="46"/>
-        </w:rPr>
-        <w:t xml:space="preserve"> </w:t>
-      </w:r>
       <w:r>
         <w:rPr>
           <w:rFonts w:ascii="Aptos Display" w:hAnsi="Aptos Display"/>
@@ -167,7 +150,6 @@
         <w:t>833-4552</w:t>
       </w:r>
     </w:p>
-    <w:p/>
     <w:p>
       <w:pPr>
         <w:pStyle w:val="BodyText"/>
@@ -258,12 +240,14 @@
         </w:rPr>
         <w:t xml:space="preserve">database reliability across </w:t>
       </w:r>
-      <w:r>
-        <w:rPr>
-          <w:rFonts w:ascii="Aptos Display" w:hAnsi="Aptos Display"/>
-        </w:rPr>
-        <w:t>on-premises</w:t>
-      </w:r>
+      <w:proofErr w:type="gramStart"/>
+      <w:r>
+        <w:rPr>
+          <w:rFonts w:ascii="Aptos Display" w:hAnsi="Aptos Display"/>
+        </w:rPr>
+        <w:t>on-premise</w:t>
+      </w:r>
+      <w:proofErr w:type="gramEnd"/>
       <w:r>
         <w:rPr>
           <w:rFonts w:ascii="Aptos Display" w:hAnsi="Aptos Display"/>
@@ -274,13 +258,7 @@
         <w:rPr>
           <w:rFonts w:ascii="Aptos Display" w:hAnsi="Aptos Display"/>
         </w:rPr>
-        <w:t>cloud-hosted relational database services</w:t>
-      </w:r>
-      <w:r>
-        <w:rPr>
-          <w:rFonts w:ascii="Aptos Display" w:hAnsi="Aptos Display"/>
-        </w:rPr>
-        <w:t xml:space="preserve">, including Azure SQL. </w:t>
+        <w:t xml:space="preserve">cloud environment relational database services, including Azure SQL. </w:t>
       </w:r>
       <w:r>
         <w:rPr>
@@ -355,9 +333,296 @@
     </w:p>
     <w:p>
       <w:pPr>
-        <w:ind w:left="331"/>
-        <w:rPr>
-          <w:rFonts w:ascii="Aptos Display" w:hAnsi="Aptos Display"/>
+        <w:pStyle w:val="Subtitle"/>
+        <w:rPr>
+          <w:rFonts w:ascii="Aptos Display" w:hAnsi="Aptos Display"/>
+        </w:rPr>
+      </w:pPr>
+      <w:r>
+        <w:rPr>
+          <w:rFonts w:ascii="Aptos Display" w:hAnsi="Aptos Display"/>
+        </w:rPr>
+        <w:t>04/2024</w:t>
+      </w:r>
+      <w:r>
+        <w:rPr>
+          <w:rFonts w:ascii="Aptos Display" w:hAnsi="Aptos Display"/>
+          <w:spacing w:val="13"/>
+        </w:rPr>
+        <w:t xml:space="preserve"> </w:t>
+      </w:r>
+      <w:r>
+        <w:rPr>
+          <w:rFonts w:ascii="Aptos Display" w:hAnsi="Aptos Display"/>
+        </w:rPr>
+        <w:t>–</w:t>
+      </w:r>
+      <w:r>
+        <w:rPr>
+          <w:rFonts w:ascii="Aptos Display" w:hAnsi="Aptos Display"/>
+          <w:spacing w:val="14"/>
+        </w:rPr>
+        <w:t xml:space="preserve"> </w:t>
+      </w:r>
+      <w:r>
+        <w:rPr>
+          <w:rFonts w:ascii="Aptos Display" w:hAnsi="Aptos Display"/>
+          <w:spacing w:val="14"/>
+        </w:rPr>
+        <w:t>current</w:t>
+      </w:r>
+    </w:p>
+    <w:p>
+      <w:pPr>
+        <w:pStyle w:val="BulletedList"/>
+        <w:rPr>
+          <w:rFonts w:ascii="Aptos Display" w:hAnsi="Aptos Display"/>
+        </w:rPr>
+      </w:pPr>
+      <w:r>
+        <w:rPr>
+          <w:rFonts w:ascii="Aptos Display" w:hAnsi="Aptos Display"/>
+        </w:rPr>
+        <w:t xml:space="preserve">Designed and implemented .NET applications and automation solutions integrating </w:t>
+      </w:r>
+      <w:r>
+        <w:rPr>
+          <w:rFonts w:ascii="Aptos Display" w:hAnsi="Aptos Display"/>
+        </w:rPr>
+        <w:t xml:space="preserve">MariaDB and Microsoft </w:t>
+      </w:r>
+      <w:r>
+        <w:rPr>
+          <w:rFonts w:ascii="Aptos Display" w:hAnsi="Aptos Display"/>
+        </w:rPr>
+        <w:t xml:space="preserve">SQL </w:t>
+      </w:r>
+      <w:r>
+        <w:rPr>
+          <w:rFonts w:ascii="Aptos Display" w:hAnsi="Aptos Display"/>
+        </w:rPr>
+        <w:t xml:space="preserve">Server </w:t>
+      </w:r>
+      <w:r>
+        <w:rPr>
+          <w:rFonts w:ascii="Aptos Display" w:hAnsi="Aptos Display"/>
+        </w:rPr>
+        <w:t>databases and modern APIs for small business platforms.</w:t>
+      </w:r>
+    </w:p>
+    <w:p>
+      <w:pPr>
+        <w:pStyle w:val="BulletedList"/>
+        <w:rPr>
+          <w:rFonts w:ascii="Aptos Display" w:hAnsi="Aptos Display"/>
+        </w:rPr>
+      </w:pPr>
+      <w:r>
+        <w:rPr>
+          <w:rFonts w:ascii="Aptos Display" w:hAnsi="Aptos Display"/>
+        </w:rPr>
+        <w:t>Developed database-driven reporting and analytics workflows using relational databases and cloud data services.</w:t>
+      </w:r>
+    </w:p>
+    <w:p>
+      <w:pPr>
+        <w:pStyle w:val="BulletedList"/>
+        <w:rPr>
+          <w:rFonts w:ascii="Aptos Display" w:hAnsi="Aptos Display"/>
+        </w:rPr>
+      </w:pPr>
+      <w:r>
+        <w:rPr>
+          <w:rFonts w:ascii="Aptos Display" w:hAnsi="Aptos Display"/>
+        </w:rPr>
+        <w:t>Applied AI-assisted automation and data processing techniques to streamline operational workflows and reduce manual data handling.</w:t>
+      </w:r>
+    </w:p>
+    <w:p>
+      <w:pPr>
+        <w:pStyle w:val="Heading2"/>
+        <w:rPr>
+          <w:rFonts w:ascii="Aptos Display" w:hAnsi="Aptos Display"/>
+        </w:rPr>
+      </w:pPr>
+      <w:bookmarkStart w:id="4" w:name="Project_Consulting_Services,_Inc._(via_T"/>
+      <w:bookmarkEnd w:id="4"/>
+      <w:r>
+        <w:rPr>
+          <w:rFonts w:ascii="Aptos Display" w:hAnsi="Aptos Display"/>
+        </w:rPr>
+        <w:t>Project Consulting Services, Inc. (via TEKsystems) — Senior Consultant</w:t>
+      </w:r>
+    </w:p>
+    <w:p>
+      <w:pPr>
+        <w:pStyle w:val="Subtitle"/>
+        <w:rPr>
+          <w:rFonts w:ascii="Aptos Display" w:hAnsi="Aptos Display"/>
+        </w:rPr>
+      </w:pPr>
+      <w:r>
+        <w:rPr>
+          <w:rFonts w:ascii="Aptos Display" w:hAnsi="Aptos Display"/>
+        </w:rPr>
+        <w:t>08/2015</w:t>
+      </w:r>
+      <w:r>
+        <w:rPr>
+          <w:rFonts w:ascii="Aptos Display" w:hAnsi="Aptos Display"/>
+          <w:spacing w:val="13"/>
+        </w:rPr>
+        <w:t xml:space="preserve"> </w:t>
+      </w:r>
+      <w:r>
+        <w:rPr>
+          <w:rFonts w:ascii="Aptos Display" w:hAnsi="Aptos Display"/>
+        </w:rPr>
+        <w:t>–</w:t>
+      </w:r>
+      <w:r>
+        <w:rPr>
+          <w:rFonts w:ascii="Aptos Display" w:hAnsi="Aptos Display"/>
+          <w:spacing w:val="14"/>
+        </w:rPr>
+        <w:t xml:space="preserve"> 04/</w:t>
+      </w:r>
+      <w:r>
+        <w:rPr>
+          <w:rFonts w:ascii="Aptos Display" w:hAnsi="Aptos Display"/>
+        </w:rPr>
+        <w:t>2024</w:t>
+      </w:r>
+    </w:p>
+    <w:p>
+      <w:pPr>
+        <w:pStyle w:val="BulletedList"/>
+        <w:rPr>
+          <w:rFonts w:ascii="Aptos Display" w:hAnsi="Aptos Display"/>
+        </w:rPr>
+      </w:pPr>
+      <w:r>
+        <w:rPr>
+          <w:rFonts w:ascii="Aptos Display" w:hAnsi="Aptos Display"/>
+        </w:rPr>
+        <w:t xml:space="preserve">Built middleware integrating multiple vendor platforms with a </w:t>
+      </w:r>
+      <w:r>
+        <w:rPr>
+          <w:rFonts w:ascii="Aptos Display" w:hAnsi="Aptos Display"/>
+        </w:rPr>
+        <w:t xml:space="preserve">Microsoft </w:t>
+      </w:r>
+      <w:r>
+        <w:rPr>
+          <w:rFonts w:ascii="Aptos Display" w:hAnsi="Aptos Display"/>
+        </w:rPr>
+        <w:t>SQ</w:t>
+      </w:r>
+      <w:r>
+        <w:rPr>
+          <w:rFonts w:ascii="Aptos Display" w:hAnsi="Aptos Display"/>
+        </w:rPr>
+        <w:t xml:space="preserve">L Server </w:t>
+      </w:r>
+      <w:r>
+        <w:rPr>
+          <w:rFonts w:ascii="Aptos Display" w:hAnsi="Aptos Display"/>
+        </w:rPr>
+        <w:t>based data warehouse, reducing processing latency from 24+ hours to near real-time.</w:t>
+      </w:r>
+    </w:p>
+    <w:p>
+      <w:pPr>
+        <w:pStyle w:val="BulletedList"/>
+        <w:rPr>
+          <w:rFonts w:ascii="Aptos Display" w:hAnsi="Aptos Display"/>
+        </w:rPr>
+      </w:pPr>
+      <w:r>
+        <w:rPr>
+          <w:rFonts w:ascii="Aptos Display" w:hAnsi="Aptos Display"/>
+        </w:rPr>
+        <w:t>Developed SQL coding standards and query design patterns that enabled developers to quickly diagnose and correct performance issues related to table variables and memory-intensive query patterns.</w:t>
+      </w:r>
+    </w:p>
+    <w:p>
+      <w:pPr>
+        <w:pStyle w:val="BulletedList"/>
+        <w:rPr>
+          <w:rFonts w:ascii="Aptos Display" w:hAnsi="Aptos Display"/>
+        </w:rPr>
+      </w:pPr>
+      <w:r>
+        <w:rPr>
+          <w:rFonts w:ascii="Aptos Display" w:hAnsi="Aptos Display"/>
+        </w:rPr>
+        <w:t>Implemented query and index optimization practices informed by industry performance tooling and Azure SQL automatic tuning capabilities.</w:t>
+      </w:r>
+    </w:p>
+    <w:p>
+      <w:pPr>
+        <w:pStyle w:val="BulletedList"/>
+        <w:rPr>
+          <w:rFonts w:ascii="Aptos Display" w:hAnsi="Aptos Display"/>
+        </w:rPr>
+      </w:pPr>
+      <w:r>
+        <w:rPr>
+          <w:rFonts w:ascii="Aptos Display" w:hAnsi="Aptos Display"/>
+        </w:rPr>
+        <w:t>Partnered with development teams to troubleshoot</w:t>
+      </w:r>
+      <w:r>
+        <w:rPr>
+          <w:rFonts w:ascii="Aptos Display" w:hAnsi="Aptos Display"/>
+        </w:rPr>
+        <w:t xml:space="preserve"> Transact-</w:t>
+      </w:r>
+      <w:r>
+        <w:rPr>
+          <w:rFonts w:ascii="Aptos Display" w:hAnsi="Aptos Display"/>
+        </w:rPr>
+        <w:t xml:space="preserve">SQL performance issues and guide </w:t>
+      </w:r>
+      <w:r>
+        <w:rPr>
+          <w:rFonts w:ascii="Aptos Display" w:hAnsi="Aptos Display"/>
+        </w:rPr>
+        <w:t>query tuning activities</w:t>
+      </w:r>
+      <w:r>
+        <w:rPr>
+          <w:rFonts w:ascii="Aptos Display" w:hAnsi="Aptos Display"/>
+        </w:rPr>
+        <w:t>.</w:t>
+      </w:r>
+    </w:p>
+    <w:p>
+      <w:pPr>
+        <w:pStyle w:val="BulletedList"/>
+        <w:rPr>
+          <w:rFonts w:ascii="Aptos Display" w:hAnsi="Aptos Display"/>
+        </w:rPr>
+      </w:pPr>
+      <w:r>
+        <w:rPr>
+          <w:rFonts w:ascii="Aptos Display" w:hAnsi="Aptos Display"/>
+        </w:rPr>
+        <w:t>Implemented Power BI reports and dashboards that transformed complex data into clear, actionable insights</w:t>
+      </w:r>
+    </w:p>
+    <w:p>
+      <w:pPr>
+        <w:pStyle w:val="ResumeRole"/>
+        <w:keepNext/>
+        <w:tabs>
+          <w:tab w:val="right" w:pos="10570"/>
+        </w:tabs>
+        <w:ind w:left="360"/>
+        <w:rPr>
+          <w:rFonts w:ascii="Aptos Display" w:eastAsia="Palatino Linotype" w:hAnsi="Aptos Display" w:cs="Times New Roman"/>
+          <w:color w:val="auto"/>
           <w:spacing w:val="-4"/>
           <w:w w:val="105"/>
           <w:sz w:val="26"/>
@@ -366,13 +631,14 @@
       </w:pPr>
       <w:r>
         <w:rPr>
-          <w:rFonts w:ascii="Aptos Display" w:hAnsi="Aptos Display"/>
+          <w:rFonts w:ascii="Aptos Display" w:eastAsia="Palatino Linotype" w:hAnsi="Aptos Display" w:cs="Times New Roman"/>
+          <w:color w:val="auto"/>
           <w:spacing w:val="-4"/>
           <w:w w:val="105"/>
           <w:sz w:val="26"/>
           <w:szCs w:val="26"/>
         </w:rPr>
-        <w:t>Industry / Client Focus: Small business platforms, automation, database-backed applications</w:t>
+        <w:t>Planned Career Sabbatical &amp; Independent Technical Projects</w:t>
       </w:r>
     </w:p>
     <w:p>
@@ -380,41 +646,162 @@
         <w:pStyle w:val="Subtitle"/>
         <w:rPr>
           <w:rFonts w:ascii="Aptos Display" w:hAnsi="Aptos Display"/>
+        </w:rPr>
+      </w:pPr>
+      <w:r>
+        <w:rPr>
+          <w:rFonts w:ascii="Aptos Display" w:hAnsi="Aptos Display"/>
+        </w:rPr>
+        <w:t>03/2014 – 08/2015</w:t>
+      </w:r>
+    </w:p>
+    <w:p>
+      <w:pPr>
+        <w:pStyle w:val="BulletedList"/>
+        <w:rPr>
+          <w:rFonts w:ascii="Aptos Display" w:hAnsi="Aptos Display"/>
+        </w:rPr>
+      </w:pPr>
+      <w:r>
+        <w:rPr>
+          <w:rFonts w:ascii="Aptos Display" w:hAnsi="Aptos Display"/>
+        </w:rPr>
+        <w:t xml:space="preserve">Took an intentional career break while continuing hands-on technical work and professional development. </w:t>
+      </w:r>
+    </w:p>
+    <w:p>
+      <w:pPr>
+        <w:pStyle w:val="BulletedList"/>
+        <w:rPr>
+          <w:rFonts w:ascii="Aptos Display" w:hAnsi="Aptos Display"/>
+        </w:rPr>
+      </w:pPr>
+      <w:r>
+        <w:rPr>
+          <w:rFonts w:ascii="Aptos Display" w:hAnsi="Aptos Display"/>
+        </w:rPr>
+        <w:t>Built .NET/MVC and browser-based applications using HTML5, CSS3, JavaScript, and SQL-backed application architecture.</w:t>
+      </w:r>
+    </w:p>
+    <w:p>
+      <w:pPr>
+        <w:pStyle w:val="BulletedList"/>
+        <w:rPr>
+          <w:rFonts w:ascii="Aptos Display" w:hAnsi="Aptos Display"/>
+        </w:rPr>
+      </w:pPr>
+      <w:r>
+        <w:rPr>
+          <w:rFonts w:ascii="Aptos Display" w:hAnsi="Aptos Display"/>
+        </w:rPr>
+        <w:t xml:space="preserve">Developed responsive user interfaces, database-driven workflows, reporting views, and analytics outputs. </w:t>
+      </w:r>
+    </w:p>
+    <w:p>
+      <w:pPr>
+        <w:pStyle w:val="BulletedList"/>
+        <w:rPr>
+          <w:rFonts w:ascii="Aptos Display" w:hAnsi="Aptos Display"/>
+        </w:rPr>
+      </w:pPr>
+      <w:r>
+        <w:rPr>
+          <w:rFonts w:ascii="Aptos Display" w:hAnsi="Aptos Display"/>
+        </w:rPr>
+        <w:lastRenderedPageBreak/>
+        <w:t>Explored legacy-modernization approaches using web applications, relational databases, APIs, and integration patterns.</w:t>
+      </w:r>
+    </w:p>
+    <w:p>
+      <w:pPr>
+        <w:pStyle w:val="Heading2"/>
+        <w:rPr>
+          <w:rFonts w:ascii="Aptos Display" w:hAnsi="Aptos Display"/>
+        </w:rPr>
+      </w:pPr>
+      <w:r>
+        <w:rPr>
+          <w:rFonts w:ascii="Aptos Display" w:hAnsi="Aptos Display"/>
+        </w:rPr>
+        <w:t>Steton Technology Group — Lead Architect</w:t>
+      </w:r>
+    </w:p>
+    <w:p>
+      <w:pPr>
+        <w:pStyle w:val="Subtitle"/>
+        <w:rPr>
+          <w:rFonts w:ascii="Aptos Display" w:hAnsi="Aptos Display"/>
+        </w:rPr>
+      </w:pPr>
+      <w:r>
+        <w:rPr>
+          <w:rFonts w:ascii="Aptos Display" w:hAnsi="Aptos Display"/>
+        </w:rPr>
+        <w:t>0</w:t>
+      </w:r>
+      <w:r>
+        <w:rPr>
+          <w:rFonts w:ascii="Aptos Display" w:hAnsi="Aptos Display"/>
+        </w:rPr>
+        <w:t>1</w:t>
+      </w:r>
+      <w:r>
+        <w:rPr>
+          <w:rFonts w:ascii="Aptos Display" w:hAnsi="Aptos Display"/>
+        </w:rPr>
+        <w:t>/200</w:t>
+      </w:r>
+      <w:r>
+        <w:rPr>
+          <w:rFonts w:ascii="Aptos Display" w:hAnsi="Aptos Display"/>
+        </w:rPr>
+        <w:t>4</w:t>
+      </w:r>
+      <w:r>
+        <w:rPr>
+          <w:rFonts w:ascii="Aptos Display" w:hAnsi="Aptos Display"/>
+          <w:spacing w:val="13"/>
+        </w:rPr>
+        <w:t xml:space="preserve"> </w:t>
+      </w:r>
+      <w:r>
+        <w:rPr>
+          <w:rFonts w:ascii="Aptos Display" w:hAnsi="Aptos Display"/>
+        </w:rPr>
+        <w:t>–</w:t>
+      </w:r>
+      <w:r>
+        <w:rPr>
+          <w:rFonts w:ascii="Aptos Display" w:hAnsi="Aptos Display"/>
           <w:spacing w:val="14"/>
         </w:rPr>
-      </w:pPr>
-      <w:r>
-        <w:rPr>
-          <w:rFonts w:ascii="Aptos Display" w:hAnsi="Aptos Display"/>
-        </w:rPr>
-        <w:t>04/2024</w:t>
-      </w:r>
-      <w:r>
-        <w:rPr>
-          <w:rFonts w:ascii="Aptos Display" w:hAnsi="Aptos Display"/>
-          <w:spacing w:val="13"/>
-        </w:rPr>
-        <w:t xml:space="preserve"> </w:t>
-      </w:r>
-      <w:r>
-        <w:rPr>
-          <w:rFonts w:ascii="Aptos Display" w:hAnsi="Aptos Display"/>
-        </w:rPr>
-        <w:t>–</w:t>
+        <w:t xml:space="preserve"> 0</w:t>
       </w:r>
       <w:r>
         <w:rPr>
           <w:rFonts w:ascii="Aptos Display" w:hAnsi="Aptos Display"/>
           <w:spacing w:val="14"/>
         </w:rPr>
-        <w:t xml:space="preserve"> </w:t>
+        <w:t>3</w:t>
       </w:r>
       <w:r>
         <w:rPr>
           <w:rFonts w:ascii="Aptos Display" w:hAnsi="Aptos Display"/>
           <w:spacing w:val="14"/>
         </w:rPr>
-        <w:t>current</w:t>
+        <w:t>/</w:t>
+      </w:r>
+      <w:r>
+        <w:rPr>
+          <w:rFonts w:ascii="Aptos Display" w:hAnsi="Aptos Display"/>
+        </w:rPr>
+        <w:t>201</w:t>
+      </w:r>
+      <w:r>
+        <w:rPr>
+          <w:rFonts w:ascii="Aptos Display" w:hAnsi="Aptos Display"/>
+        </w:rPr>
+        <w:t>4</w:t>
       </w:r>
     </w:p>
     <w:p>
@@ -428,31 +815,189 @@
         <w:rPr>
           <w:rFonts w:ascii="Aptos Display" w:hAnsi="Aptos Display"/>
         </w:rPr>
-        <w:t xml:space="preserve">Designed and implemented .NET applications and automation solutions integrating </w:t>
-      </w:r>
-      <w:r>
-        <w:rPr>
-          <w:rFonts w:ascii="Aptos Display" w:hAnsi="Aptos Display"/>
-        </w:rPr>
-        <w:t xml:space="preserve">MariaDB and Microsoft </w:t>
-      </w:r>
-      <w:r>
-        <w:rPr>
-          <w:rFonts w:ascii="Aptos Display" w:hAnsi="Aptos Display"/>
-        </w:rPr>
-        <w:t xml:space="preserve">SQL </w:t>
-      </w:r>
-      <w:r>
-        <w:rPr>
-          <w:rFonts w:ascii="Aptos Display" w:hAnsi="Aptos Display"/>
-        </w:rPr>
-        <w:t xml:space="preserve">Server </w:t>
-      </w:r>
-      <w:r>
-        <w:rPr>
-          <w:rFonts w:ascii="Aptos Display" w:hAnsi="Aptos Display"/>
-        </w:rPr>
-        <w:t>databases and modern APIs for small business platforms.</w:t>
+        <w:t>Led</w:t>
+      </w:r>
+      <w:r>
+        <w:rPr>
+          <w:rFonts w:ascii="Aptos Display" w:hAnsi="Aptos Display"/>
+          <w:spacing w:val="9"/>
+        </w:rPr>
+        <w:t xml:space="preserve"> </w:t>
+      </w:r>
+      <w:r>
+        <w:rPr>
+          <w:rFonts w:ascii="Aptos Display" w:hAnsi="Aptos Display"/>
+        </w:rPr>
+        <w:t>development</w:t>
+      </w:r>
+      <w:r>
+        <w:rPr>
+          <w:rFonts w:ascii="Aptos Display" w:hAnsi="Aptos Display"/>
+          <w:spacing w:val="9"/>
+        </w:rPr>
+        <w:t xml:space="preserve"> </w:t>
+      </w:r>
+      <w:r>
+        <w:rPr>
+          <w:rFonts w:ascii="Aptos Display" w:hAnsi="Aptos Display"/>
+        </w:rPr>
+        <w:t>and</w:t>
+      </w:r>
+      <w:r>
+        <w:rPr>
+          <w:rFonts w:ascii="Aptos Display" w:hAnsi="Aptos Display"/>
+          <w:spacing w:val="9"/>
+        </w:rPr>
+        <w:t xml:space="preserve"> </w:t>
+      </w:r>
+      <w:r>
+        <w:rPr>
+          <w:rFonts w:ascii="Aptos Display" w:hAnsi="Aptos Display"/>
+        </w:rPr>
+        <w:t>operation</w:t>
+      </w:r>
+      <w:r>
+        <w:rPr>
+          <w:rFonts w:ascii="Aptos Display" w:hAnsi="Aptos Display"/>
+          <w:spacing w:val="9"/>
+        </w:rPr>
+        <w:t xml:space="preserve"> </w:t>
+      </w:r>
+      <w:r>
+        <w:rPr>
+          <w:rFonts w:ascii="Aptos Display" w:hAnsi="Aptos Display"/>
+        </w:rPr>
+        <w:t>of</w:t>
+      </w:r>
+      <w:r>
+        <w:rPr>
+          <w:rFonts w:ascii="Aptos Display" w:hAnsi="Aptos Display"/>
+          <w:spacing w:val="9"/>
+        </w:rPr>
+        <w:t xml:space="preserve"> </w:t>
+      </w:r>
+      <w:r>
+        <w:rPr>
+          <w:rFonts w:ascii="Aptos Display" w:hAnsi="Aptos Display"/>
+        </w:rPr>
+        <w:t>a</w:t>
+      </w:r>
+      <w:r>
+        <w:rPr>
+          <w:rFonts w:ascii="Aptos Display" w:hAnsi="Aptos Display"/>
+          <w:spacing w:val="9"/>
+        </w:rPr>
+        <w:t xml:space="preserve"> </w:t>
+      </w:r>
+      <w:r>
+        <w:rPr>
+          <w:rFonts w:ascii="Aptos Display" w:hAnsi="Aptos Display"/>
+        </w:rPr>
+        <w:t>SaaS</w:t>
+      </w:r>
+      <w:r>
+        <w:rPr>
+          <w:rFonts w:ascii="Aptos Display" w:hAnsi="Aptos Display"/>
+          <w:spacing w:val="9"/>
+        </w:rPr>
+        <w:t xml:space="preserve"> </w:t>
+      </w:r>
+      <w:r>
+        <w:rPr>
+          <w:rFonts w:ascii="Aptos Display" w:hAnsi="Aptos Display"/>
+        </w:rPr>
+        <w:t>platform</w:t>
+      </w:r>
+      <w:r>
+        <w:rPr>
+          <w:rFonts w:ascii="Aptos Display" w:hAnsi="Aptos Display"/>
+          <w:spacing w:val="9"/>
+        </w:rPr>
+        <w:t xml:space="preserve"> </w:t>
+      </w:r>
+      <w:r>
+        <w:rPr>
+          <w:rFonts w:ascii="Aptos Display" w:hAnsi="Aptos Display"/>
+        </w:rPr>
+        <w:t>supporting</w:t>
+      </w:r>
+      <w:r>
+        <w:rPr>
+          <w:rFonts w:ascii="Aptos Display" w:hAnsi="Aptos Display"/>
+          <w:spacing w:val="9"/>
+        </w:rPr>
+        <w:t xml:space="preserve"> </w:t>
+      </w:r>
+      <w:r>
+        <w:rPr>
+          <w:rFonts w:ascii="Aptos Display" w:hAnsi="Aptos Display"/>
+        </w:rPr>
+        <w:t>thousands</w:t>
+      </w:r>
+      <w:r>
+        <w:rPr>
+          <w:rFonts w:ascii="Aptos Display" w:hAnsi="Aptos Display"/>
+          <w:spacing w:val="9"/>
+        </w:rPr>
+        <w:t xml:space="preserve"> </w:t>
+      </w:r>
+      <w:r>
+        <w:rPr>
+          <w:rFonts w:ascii="Aptos Display" w:hAnsi="Aptos Display"/>
+        </w:rPr>
+        <w:t>of</w:t>
+      </w:r>
+      <w:r>
+        <w:rPr>
+          <w:rFonts w:ascii="Aptos Display" w:hAnsi="Aptos Display"/>
+          <w:spacing w:val="9"/>
+        </w:rPr>
+        <w:t xml:space="preserve"> </w:t>
+      </w:r>
+      <w:r>
+        <w:rPr>
+          <w:rFonts w:ascii="Aptos Display" w:hAnsi="Aptos Display"/>
+        </w:rPr>
+        <w:t>enterprise</w:t>
+      </w:r>
+      <w:r>
+        <w:rPr>
+          <w:rFonts w:ascii="Aptos Display" w:hAnsi="Aptos Display"/>
+          <w:spacing w:val="9"/>
+        </w:rPr>
+        <w:t xml:space="preserve"> </w:t>
+      </w:r>
+      <w:r>
+        <w:rPr>
+          <w:rFonts w:ascii="Aptos Display" w:hAnsi="Aptos Display"/>
+        </w:rPr>
+        <w:t>users</w:t>
+      </w:r>
+      <w:r>
+        <w:rPr>
+          <w:rFonts w:ascii="Aptos Display" w:hAnsi="Aptos Display"/>
+          <w:spacing w:val="9"/>
+        </w:rPr>
+        <w:t xml:space="preserve"> </w:t>
+      </w:r>
+      <w:r>
+        <w:rPr>
+          <w:rFonts w:ascii="Aptos Display" w:hAnsi="Aptos Display"/>
+        </w:rPr>
+        <w:t>across</w:t>
+      </w:r>
+      <w:r>
+        <w:rPr>
+          <w:rFonts w:ascii="Aptos Display" w:hAnsi="Aptos Display"/>
+          <w:spacing w:val="9"/>
+        </w:rPr>
+        <w:t xml:space="preserve"> </w:t>
+      </w:r>
+      <w:r>
+        <w:rPr>
+          <w:rFonts w:ascii="Aptos Display" w:hAnsi="Aptos Display"/>
+        </w:rPr>
+        <w:t>multiple industries.</w:t>
       </w:r>
     </w:p>
     <w:p>
@@ -466,719 +1011,6 @@
         <w:rPr>
           <w:rFonts w:ascii="Aptos Display" w:hAnsi="Aptos Display"/>
         </w:rPr>
-        <w:t>Developed database-driven reporting and analytics workflows using relational databases and cloud data services.</w:t>
-      </w:r>
-    </w:p>
-    <w:p>
-      <w:pPr>
-        <w:pStyle w:val="BulletedList"/>
-        <w:rPr>
-          <w:rFonts w:ascii="Aptos Display" w:hAnsi="Aptos Display"/>
-        </w:rPr>
-      </w:pPr>
-      <w:r>
-        <w:rPr>
-          <w:rFonts w:ascii="Aptos Display" w:hAnsi="Aptos Display"/>
-        </w:rPr>
-        <w:t>Applied AI-assisted automation and data processing techniques to streamline operational workflows and reduce manual data handling.</w:t>
-      </w:r>
-    </w:p>
-    <w:p>
-      <w:pPr>
-        <w:pStyle w:val="Heading2"/>
-        <w:rPr>
-          <w:rFonts w:ascii="Aptos Display" w:hAnsi="Aptos Display"/>
-        </w:rPr>
-      </w:pPr>
-      <w:bookmarkStart w:id="4" w:name="Project_Consulting_Services,_Inc._(via_T"/>
-      <w:bookmarkEnd w:id="4"/>
-      <w:r>
-        <w:rPr>
-          <w:rFonts w:ascii="Aptos Display" w:hAnsi="Aptos Display"/>
-        </w:rPr>
-        <w:t>Project Consulting Services, Inc. (via TEKsystems) — Senior Consultant</w:t>
-      </w:r>
-    </w:p>
-    <w:p>
-      <w:pPr>
-        <w:ind w:left="331"/>
-        <w:rPr>
-          <w:rFonts w:ascii="Aptos Display" w:hAnsi="Aptos Display"/>
-          <w:spacing w:val="-4"/>
-          <w:w w:val="105"/>
-          <w:sz w:val="26"/>
-          <w:szCs w:val="26"/>
-        </w:rPr>
-      </w:pPr>
-      <w:r>
-        <w:rPr>
-          <w:rFonts w:ascii="Aptos Display" w:hAnsi="Aptos Display"/>
-          <w:spacing w:val="-4"/>
-          <w:w w:val="105"/>
-          <w:sz w:val="26"/>
-          <w:szCs w:val="26"/>
-        </w:rPr>
-        <w:t xml:space="preserve">Industry / Client Focus: </w:t>
-      </w:r>
-      <w:r>
-        <w:rPr>
-          <w:rFonts w:ascii="Aptos Display" w:hAnsi="Aptos Display"/>
-          <w:spacing w:val="-4"/>
-          <w:w w:val="105"/>
-          <w:sz w:val="26"/>
-          <w:szCs w:val="26"/>
-        </w:rPr>
-        <w:t>Oil &amp; Gas, p</w:t>
-      </w:r>
-      <w:r>
-        <w:rPr>
-          <w:rFonts w:ascii="Aptos Display" w:hAnsi="Aptos Display"/>
-          <w:spacing w:val="-4"/>
-          <w:w w:val="105"/>
-          <w:sz w:val="26"/>
-          <w:szCs w:val="26"/>
-        </w:rPr>
-        <w:t>rovides professional services for energy infrastruct</w:t>
-      </w:r>
-      <w:r>
-        <w:rPr>
-          <w:rFonts w:ascii="Aptos Display" w:hAnsi="Aptos Display"/>
-          <w:spacing w:val="-4"/>
-          <w:w w:val="105"/>
-          <w:sz w:val="26"/>
-          <w:szCs w:val="26"/>
-        </w:rPr>
-        <w:t>ure</w:t>
-      </w:r>
-    </w:p>
-    <w:p>
-      <w:pPr>
-        <w:pStyle w:val="Subtitle"/>
-        <w:rPr>
-          <w:rFonts w:ascii="Aptos Display" w:hAnsi="Aptos Display"/>
-        </w:rPr>
-      </w:pPr>
-      <w:r>
-        <w:rPr>
-          <w:rFonts w:ascii="Aptos Display" w:hAnsi="Aptos Display"/>
-        </w:rPr>
-        <w:t>08/2015</w:t>
-      </w:r>
-      <w:r>
-        <w:rPr>
-          <w:rFonts w:ascii="Aptos Display" w:hAnsi="Aptos Display"/>
-          <w:spacing w:val="13"/>
-        </w:rPr>
-        <w:t xml:space="preserve"> </w:t>
-      </w:r>
-      <w:r>
-        <w:rPr>
-          <w:rFonts w:ascii="Aptos Display" w:hAnsi="Aptos Display"/>
-        </w:rPr>
-        <w:t>–</w:t>
-      </w:r>
-      <w:r>
-        <w:rPr>
-          <w:rFonts w:ascii="Aptos Display" w:hAnsi="Aptos Display"/>
-          <w:spacing w:val="14"/>
-        </w:rPr>
-        <w:t xml:space="preserve"> 04/</w:t>
-      </w:r>
-      <w:r>
-        <w:rPr>
-          <w:rFonts w:ascii="Aptos Display" w:hAnsi="Aptos Display"/>
-        </w:rPr>
-        <w:t>2024</w:t>
-      </w:r>
-    </w:p>
-    <w:p>
-      <w:pPr>
-        <w:pStyle w:val="BulletedList"/>
-        <w:rPr>
-          <w:rFonts w:ascii="Aptos Display" w:hAnsi="Aptos Display"/>
-        </w:rPr>
-      </w:pPr>
-      <w:r>
-        <w:rPr>
-          <w:rFonts w:ascii="Aptos Display" w:hAnsi="Aptos Display"/>
-        </w:rPr>
-        <w:t xml:space="preserve">Built middleware integrating multiple vendor platforms with a </w:t>
-      </w:r>
-      <w:r>
-        <w:rPr>
-          <w:rFonts w:ascii="Aptos Display" w:hAnsi="Aptos Display"/>
-        </w:rPr>
-        <w:t xml:space="preserve">Microsoft </w:t>
-      </w:r>
-      <w:r>
-        <w:rPr>
-          <w:rFonts w:ascii="Aptos Display" w:hAnsi="Aptos Display"/>
-        </w:rPr>
-        <w:t>SQ</w:t>
-      </w:r>
-      <w:r>
-        <w:rPr>
-          <w:rFonts w:ascii="Aptos Display" w:hAnsi="Aptos Display"/>
-        </w:rPr>
-        <w:t xml:space="preserve">L Server </w:t>
-      </w:r>
-      <w:r>
-        <w:rPr>
-          <w:rFonts w:ascii="Aptos Display" w:hAnsi="Aptos Display"/>
-        </w:rPr>
-        <w:t>based data warehouse, reducing processing latency from 24+ hours to near real-time.</w:t>
-      </w:r>
-    </w:p>
-    <w:p>
-      <w:pPr>
-        <w:pStyle w:val="BulletedList"/>
-        <w:rPr>
-          <w:rFonts w:ascii="Aptos Display" w:hAnsi="Aptos Display"/>
-        </w:rPr>
-      </w:pPr>
-      <w:r>
-        <w:rPr>
-          <w:rFonts w:ascii="Aptos Display" w:hAnsi="Aptos Display"/>
-        </w:rPr>
-        <w:t>Developed SQL coding standards and query design patterns that enabled developers to quickly diagnose and correct performance issues related to table variables and memory-intensive query patterns.</w:t>
-      </w:r>
-    </w:p>
-    <w:p>
-      <w:pPr>
-        <w:pStyle w:val="BulletedList"/>
-        <w:rPr>
-          <w:rFonts w:ascii="Aptos Display" w:hAnsi="Aptos Display"/>
-        </w:rPr>
-      </w:pPr>
-      <w:r>
-        <w:rPr>
-          <w:rFonts w:ascii="Aptos Display" w:hAnsi="Aptos Display"/>
-        </w:rPr>
-        <w:t>Implemented query and index optimization practices informed by industry performance tooling and Azure SQL automatic tuning capabilities.</w:t>
-      </w:r>
-    </w:p>
-    <w:p>
-      <w:pPr>
-        <w:pStyle w:val="BulletedList"/>
-        <w:rPr>
-          <w:rFonts w:ascii="Aptos Display" w:hAnsi="Aptos Display"/>
-        </w:rPr>
-      </w:pPr>
-      <w:r>
-        <w:rPr>
-          <w:rFonts w:ascii="Aptos Display" w:hAnsi="Aptos Display"/>
-        </w:rPr>
-        <w:t>Partnered with development teams to troubleshoot</w:t>
-      </w:r>
-      <w:r>
-        <w:rPr>
-          <w:rFonts w:ascii="Aptos Display" w:hAnsi="Aptos Display"/>
-        </w:rPr>
-        <w:t xml:space="preserve"> Transact-</w:t>
-      </w:r>
-      <w:r>
-        <w:rPr>
-          <w:rFonts w:ascii="Aptos Display" w:hAnsi="Aptos Display"/>
-        </w:rPr>
-        <w:t xml:space="preserve">SQL performance issues and guide </w:t>
-      </w:r>
-      <w:r>
-        <w:rPr>
-          <w:rFonts w:ascii="Aptos Display" w:hAnsi="Aptos Display"/>
-        </w:rPr>
-        <w:t>query tuning activities</w:t>
-      </w:r>
-      <w:r>
-        <w:rPr>
-          <w:rFonts w:ascii="Aptos Display" w:hAnsi="Aptos Display"/>
-        </w:rPr>
-        <w:t>.</w:t>
-      </w:r>
-    </w:p>
-    <w:p>
-      <w:pPr>
-        <w:pStyle w:val="BulletedList"/>
-        <w:rPr>
-          <w:rFonts w:ascii="Aptos Display" w:hAnsi="Aptos Display"/>
-        </w:rPr>
-      </w:pPr>
-      <w:r>
-        <w:rPr>
-          <w:rFonts w:ascii="Aptos Display" w:hAnsi="Aptos Display"/>
-        </w:rPr>
-        <w:t>Implemented Power BI reports and dashboards that transformed complex data into clear, actionable insights</w:t>
-      </w:r>
-    </w:p>
-    <w:p>
-      <w:pPr>
-        <w:pStyle w:val="Heading2"/>
-        <w:rPr>
-          <w:rFonts w:ascii="Aptos Display" w:hAnsi="Aptos Display"/>
-        </w:rPr>
-      </w:pPr>
-      <w:r>
-        <w:rPr>
-          <w:rFonts w:ascii="Aptos Display" w:hAnsi="Aptos Display"/>
-        </w:rPr>
-        <w:t>Independent Consultant</w:t>
-      </w:r>
-    </w:p>
-    <w:p>
-      <w:pPr>
-        <w:ind w:left="331"/>
-        <w:rPr>
-          <w:rFonts w:ascii="Aptos Display" w:hAnsi="Aptos Display"/>
-          <w:spacing w:val="-4"/>
-          <w:w w:val="105"/>
-          <w:sz w:val="26"/>
-          <w:szCs w:val="26"/>
-        </w:rPr>
-      </w:pPr>
-      <w:r>
-        <w:rPr>
-          <w:rFonts w:ascii="Aptos Display" w:hAnsi="Aptos Display"/>
-          <w:spacing w:val="-4"/>
-          <w:w w:val="105"/>
-          <w:sz w:val="26"/>
-          <w:szCs w:val="26"/>
-        </w:rPr>
-        <w:t xml:space="preserve">Industry / Client Focus: </w:t>
-      </w:r>
-      <w:r>
-        <w:rPr>
-          <w:rFonts w:ascii="Aptos Display" w:hAnsi="Aptos Display"/>
-          <w:spacing w:val="-4"/>
-          <w:w w:val="105"/>
-          <w:sz w:val="26"/>
-          <w:szCs w:val="26"/>
-        </w:rPr>
-        <w:t>legacy modernization enterprise applications</w:t>
-      </w:r>
-    </w:p>
-    <w:p>
-      <w:pPr>
-        <w:pStyle w:val="Subtitle"/>
-        <w:rPr>
-          <w:rFonts w:ascii="Aptos Display" w:hAnsi="Aptos Display"/>
-        </w:rPr>
-      </w:pPr>
-      <w:r>
-        <w:rPr>
-          <w:rFonts w:ascii="Aptos Display" w:hAnsi="Aptos Display"/>
-        </w:rPr>
-        <w:lastRenderedPageBreak/>
-        <w:t>03/2014 – 08/2015</w:t>
-      </w:r>
-    </w:p>
-    <w:p>
-      <w:pPr>
-        <w:pStyle w:val="BulletedList"/>
-        <w:rPr>
-          <w:rFonts w:ascii="Aptos Display" w:hAnsi="Aptos Display"/>
-        </w:rPr>
-      </w:pPr>
-      <w:r>
-        <w:rPr>
-          <w:rFonts w:ascii="Aptos Display" w:hAnsi="Aptos Display"/>
-        </w:rPr>
-        <w:t xml:space="preserve">Delivered custom .NET/MVC and </w:t>
-      </w:r>
-      <w:r>
-        <w:rPr>
-          <w:rFonts w:ascii="Aptos Display" w:hAnsi="Aptos Display"/>
-        </w:rPr>
-        <w:t>web applications</w:t>
-      </w:r>
-      <w:r>
-        <w:rPr>
-          <w:rFonts w:ascii="Aptos Display" w:hAnsi="Aptos Display"/>
-        </w:rPr>
-        <w:t xml:space="preserve"> using HTML5, CSS3, JavaScript, and </w:t>
-      </w:r>
-      <w:r>
-        <w:rPr>
-          <w:rFonts w:ascii="Aptos Display" w:hAnsi="Aptos Display"/>
-        </w:rPr>
-        <w:t>Database-backed application architecture</w:t>
-      </w:r>
-      <w:r>
-        <w:rPr>
-          <w:rFonts w:ascii="Aptos Display" w:hAnsi="Aptos Display"/>
-        </w:rPr>
-        <w:t>.</w:t>
-      </w:r>
-    </w:p>
-    <w:p>
-      <w:pPr>
-        <w:pStyle w:val="BulletedList"/>
-        <w:rPr>
-          <w:rFonts w:ascii="Aptos Display" w:hAnsi="Aptos Display"/>
-        </w:rPr>
-      </w:pPr>
-      <w:r>
-        <w:rPr>
-          <w:rFonts w:ascii="Aptos Display" w:hAnsi="Aptos Display"/>
-        </w:rPr>
-        <w:t>Built responsive UI, database-driven workflows, reporting views, and analytics outputs for small business and enterprise use cases.</w:t>
-      </w:r>
-    </w:p>
-    <w:p>
-      <w:pPr>
-        <w:pStyle w:val="BulletedList"/>
-        <w:rPr>
-          <w:rFonts w:ascii="Aptos Display" w:hAnsi="Aptos Display"/>
-        </w:rPr>
-      </w:pPr>
-      <w:r>
-        <w:rPr>
-          <w:rFonts w:ascii="Aptos Display" w:hAnsi="Aptos Display"/>
-        </w:rPr>
-        <w:t xml:space="preserve">Supported legacy modernization by integrating older systems with web applications, relational databases, APIs, and </w:t>
-      </w:r>
-      <w:r>
-        <w:rPr>
-          <w:rFonts w:ascii="Aptos Display" w:hAnsi="Aptos Display"/>
-        </w:rPr>
-        <w:t>integration and data pipeline workflows</w:t>
-      </w:r>
-      <w:r>
-        <w:rPr>
-          <w:rFonts w:ascii="Aptos Display" w:hAnsi="Aptos Display"/>
-        </w:rPr>
-        <w:t>.</w:t>
-      </w:r>
-    </w:p>
-    <w:p>
-      <w:pPr>
-        <w:pStyle w:val="Heading2"/>
-        <w:rPr>
-          <w:rFonts w:ascii="Aptos Display" w:hAnsi="Aptos Display"/>
-        </w:rPr>
-      </w:pPr>
-      <w:r>
-        <w:rPr>
-          <w:rFonts w:ascii="Aptos Display" w:hAnsi="Aptos Display"/>
-        </w:rPr>
-        <w:t>Steton Technology Group — Lead Architect</w:t>
-      </w:r>
-    </w:p>
-    <w:p>
-      <w:pPr>
-        <w:ind w:left="331"/>
-        <w:rPr>
-          <w:rFonts w:ascii="Aptos Display" w:hAnsi="Aptos Display"/>
-          <w:spacing w:val="-4"/>
-          <w:w w:val="105"/>
-          <w:sz w:val="26"/>
-          <w:szCs w:val="26"/>
-        </w:rPr>
-      </w:pPr>
-      <w:r>
-        <w:rPr>
-          <w:rFonts w:ascii="Aptos Display" w:hAnsi="Aptos Display"/>
-          <w:spacing w:val="-4"/>
-          <w:w w:val="105"/>
-          <w:sz w:val="26"/>
-          <w:szCs w:val="26"/>
-        </w:rPr>
-        <w:t xml:space="preserve">Industry / Client Focus: </w:t>
-      </w:r>
-      <w:r>
-        <w:rPr>
-          <w:rFonts w:ascii="Aptos Display" w:hAnsi="Aptos Display"/>
-          <w:spacing w:val="-4"/>
-          <w:w w:val="105"/>
-          <w:sz w:val="26"/>
-          <w:szCs w:val="26"/>
-        </w:rPr>
-        <w:t>Food &amp; Hospitality, SaaS platforms, mobile data collection</w:t>
-      </w:r>
-    </w:p>
-    <w:p>
-      <w:pPr>
-        <w:pStyle w:val="Subtitle"/>
-        <w:rPr>
-          <w:rFonts w:ascii="Aptos Display" w:hAnsi="Aptos Display"/>
-        </w:rPr>
-      </w:pPr>
-      <w:r>
-        <w:rPr>
-          <w:rFonts w:ascii="Aptos Display" w:hAnsi="Aptos Display"/>
-        </w:rPr>
-        <w:t>0</w:t>
-      </w:r>
-      <w:r>
-        <w:rPr>
-          <w:rFonts w:ascii="Aptos Display" w:hAnsi="Aptos Display"/>
-        </w:rPr>
-        <w:t>1</w:t>
-      </w:r>
-      <w:r>
-        <w:rPr>
-          <w:rFonts w:ascii="Aptos Display" w:hAnsi="Aptos Display"/>
-        </w:rPr>
-        <w:t>/200</w:t>
-      </w:r>
-      <w:r>
-        <w:rPr>
-          <w:rFonts w:ascii="Aptos Display" w:hAnsi="Aptos Display"/>
-        </w:rPr>
-        <w:t>4</w:t>
-      </w:r>
-      <w:r>
-        <w:rPr>
-          <w:rFonts w:ascii="Aptos Display" w:hAnsi="Aptos Display"/>
-          <w:spacing w:val="13"/>
-        </w:rPr>
-        <w:t xml:space="preserve"> </w:t>
-      </w:r>
-      <w:r>
-        <w:rPr>
-          <w:rFonts w:ascii="Aptos Display" w:hAnsi="Aptos Display"/>
-        </w:rPr>
-        <w:t>–</w:t>
-      </w:r>
-      <w:r>
-        <w:rPr>
-          <w:rFonts w:ascii="Aptos Display" w:hAnsi="Aptos Display"/>
-          <w:spacing w:val="14"/>
-        </w:rPr>
-        <w:t xml:space="preserve"> 0</w:t>
-      </w:r>
-      <w:r>
-        <w:rPr>
-          <w:rFonts w:ascii="Aptos Display" w:hAnsi="Aptos Display"/>
-          <w:spacing w:val="14"/>
-        </w:rPr>
-        <w:t>3</w:t>
-      </w:r>
-      <w:r>
-        <w:rPr>
-          <w:rFonts w:ascii="Aptos Display" w:hAnsi="Aptos Display"/>
-          <w:spacing w:val="14"/>
-        </w:rPr>
-        <w:t>/</w:t>
-      </w:r>
-      <w:r>
-        <w:rPr>
-          <w:rFonts w:ascii="Aptos Display" w:hAnsi="Aptos Display"/>
-        </w:rPr>
-        <w:t>201</w:t>
-      </w:r>
-      <w:r>
-        <w:rPr>
-          <w:rFonts w:ascii="Aptos Display" w:hAnsi="Aptos Display"/>
-        </w:rPr>
-        <w:t>4</w:t>
-      </w:r>
-    </w:p>
-    <w:p>
-      <w:pPr>
-        <w:pStyle w:val="BulletedList"/>
-        <w:rPr>
-          <w:rFonts w:ascii="Aptos Display" w:hAnsi="Aptos Display"/>
-        </w:rPr>
-      </w:pPr>
-      <w:r>
-        <w:rPr>
-          <w:rFonts w:ascii="Aptos Display" w:hAnsi="Aptos Display"/>
-        </w:rPr>
-        <w:t>Led</w:t>
-      </w:r>
-      <w:r>
-        <w:rPr>
-          <w:rFonts w:ascii="Aptos Display" w:hAnsi="Aptos Display"/>
-          <w:spacing w:val="9"/>
-        </w:rPr>
-        <w:t xml:space="preserve"> </w:t>
-      </w:r>
-      <w:r>
-        <w:rPr>
-          <w:rFonts w:ascii="Aptos Display" w:hAnsi="Aptos Display"/>
-        </w:rPr>
-        <w:t>development</w:t>
-      </w:r>
-      <w:r>
-        <w:rPr>
-          <w:rFonts w:ascii="Aptos Display" w:hAnsi="Aptos Display"/>
-          <w:spacing w:val="9"/>
-        </w:rPr>
-        <w:t xml:space="preserve"> </w:t>
-      </w:r>
-      <w:r>
-        <w:rPr>
-          <w:rFonts w:ascii="Aptos Display" w:hAnsi="Aptos Display"/>
-        </w:rPr>
-        <w:t>and</w:t>
-      </w:r>
-      <w:r>
-        <w:rPr>
-          <w:rFonts w:ascii="Aptos Display" w:hAnsi="Aptos Display"/>
-          <w:spacing w:val="9"/>
-        </w:rPr>
-        <w:t xml:space="preserve"> </w:t>
-      </w:r>
-      <w:r>
-        <w:rPr>
-          <w:rFonts w:ascii="Aptos Display" w:hAnsi="Aptos Display"/>
-        </w:rPr>
-        <w:t>operation</w:t>
-      </w:r>
-      <w:r>
-        <w:rPr>
-          <w:rFonts w:ascii="Aptos Display" w:hAnsi="Aptos Display"/>
-          <w:spacing w:val="9"/>
-        </w:rPr>
-        <w:t xml:space="preserve"> </w:t>
-      </w:r>
-      <w:r>
-        <w:rPr>
-          <w:rFonts w:ascii="Aptos Display" w:hAnsi="Aptos Display"/>
-        </w:rPr>
-        <w:t>of</w:t>
-      </w:r>
-      <w:r>
-        <w:rPr>
-          <w:rFonts w:ascii="Aptos Display" w:hAnsi="Aptos Display"/>
-          <w:spacing w:val="9"/>
-        </w:rPr>
-        <w:t xml:space="preserve"> </w:t>
-      </w:r>
-      <w:r>
-        <w:rPr>
-          <w:rFonts w:ascii="Aptos Display" w:hAnsi="Aptos Display"/>
-        </w:rPr>
-        <w:t>a</w:t>
-      </w:r>
-      <w:r>
-        <w:rPr>
-          <w:rFonts w:ascii="Aptos Display" w:hAnsi="Aptos Display"/>
-          <w:spacing w:val="9"/>
-        </w:rPr>
-        <w:t xml:space="preserve"> </w:t>
-      </w:r>
-      <w:r>
-        <w:rPr>
-          <w:rFonts w:ascii="Aptos Display" w:hAnsi="Aptos Display"/>
-        </w:rPr>
-        <w:t>SaaS</w:t>
-      </w:r>
-      <w:r>
-        <w:rPr>
-          <w:rFonts w:ascii="Aptos Display" w:hAnsi="Aptos Display"/>
-          <w:spacing w:val="9"/>
-        </w:rPr>
-        <w:t xml:space="preserve"> </w:t>
-      </w:r>
-      <w:r>
-        <w:rPr>
-          <w:rFonts w:ascii="Aptos Display" w:hAnsi="Aptos Display"/>
-        </w:rPr>
-        <w:t>platform</w:t>
-      </w:r>
-      <w:r>
-        <w:rPr>
-          <w:rFonts w:ascii="Aptos Display" w:hAnsi="Aptos Display"/>
-          <w:spacing w:val="9"/>
-        </w:rPr>
-        <w:t xml:space="preserve"> </w:t>
-      </w:r>
-      <w:r>
-        <w:rPr>
-          <w:rFonts w:ascii="Aptos Display" w:hAnsi="Aptos Display"/>
-        </w:rPr>
-        <w:t>supporting</w:t>
-      </w:r>
-      <w:r>
-        <w:rPr>
-          <w:rFonts w:ascii="Aptos Display" w:hAnsi="Aptos Display"/>
-          <w:spacing w:val="9"/>
-        </w:rPr>
-        <w:t xml:space="preserve"> </w:t>
-      </w:r>
-      <w:r>
-        <w:rPr>
-          <w:rFonts w:ascii="Aptos Display" w:hAnsi="Aptos Display"/>
-        </w:rPr>
-        <w:t>thousands</w:t>
-      </w:r>
-      <w:r>
-        <w:rPr>
-          <w:rFonts w:ascii="Aptos Display" w:hAnsi="Aptos Display"/>
-          <w:spacing w:val="9"/>
-        </w:rPr>
-        <w:t xml:space="preserve"> </w:t>
-      </w:r>
-      <w:r>
-        <w:rPr>
-          <w:rFonts w:ascii="Aptos Display" w:hAnsi="Aptos Display"/>
-        </w:rPr>
-        <w:t>of</w:t>
-      </w:r>
-      <w:r>
-        <w:rPr>
-          <w:rFonts w:ascii="Aptos Display" w:hAnsi="Aptos Display"/>
-          <w:spacing w:val="9"/>
-        </w:rPr>
-        <w:t xml:space="preserve"> </w:t>
-      </w:r>
-      <w:r>
-        <w:rPr>
-          <w:rFonts w:ascii="Aptos Display" w:hAnsi="Aptos Display"/>
-        </w:rPr>
-        <w:t>enterprise</w:t>
-      </w:r>
-      <w:r>
-        <w:rPr>
-          <w:rFonts w:ascii="Aptos Display" w:hAnsi="Aptos Display"/>
-          <w:spacing w:val="9"/>
-        </w:rPr>
-        <w:t xml:space="preserve"> </w:t>
-      </w:r>
-      <w:r>
-        <w:rPr>
-          <w:rFonts w:ascii="Aptos Display" w:hAnsi="Aptos Display"/>
-        </w:rPr>
-        <w:t>users</w:t>
-      </w:r>
-      <w:r>
-        <w:rPr>
-          <w:rFonts w:ascii="Aptos Display" w:hAnsi="Aptos Display"/>
-          <w:spacing w:val="9"/>
-        </w:rPr>
-        <w:t xml:space="preserve"> </w:t>
-      </w:r>
-      <w:r>
-        <w:rPr>
-          <w:rFonts w:ascii="Aptos Display" w:hAnsi="Aptos Display"/>
-        </w:rPr>
-        <w:t>across</w:t>
-      </w:r>
-      <w:r>
-        <w:rPr>
-          <w:rFonts w:ascii="Aptos Display" w:hAnsi="Aptos Display"/>
-          <w:spacing w:val="9"/>
-        </w:rPr>
-        <w:t xml:space="preserve"> </w:t>
-      </w:r>
-      <w:r>
-        <w:rPr>
-          <w:rFonts w:ascii="Aptos Display" w:hAnsi="Aptos Display"/>
-        </w:rPr>
-        <w:t>multiple industries.</w:t>
-      </w:r>
-    </w:p>
-    <w:p>
-      <w:pPr>
-        <w:pStyle w:val="BulletedList"/>
-        <w:rPr>
-          <w:rFonts w:ascii="Aptos Display" w:hAnsi="Aptos Display"/>
-        </w:rPr>
-      </w:pPr>
-      <w:r>
-        <w:rPr>
-          <w:rFonts w:ascii="Aptos Display" w:hAnsi="Aptos Display"/>
-        </w:rPr>
         <w:t>Designed a</w:t>
       </w:r>
       <w:r>
@@ -1192,7 +1024,33 @@
         <w:rPr>
           <w:rFonts w:ascii="Aptos Display" w:hAnsi="Aptos Display"/>
         </w:rPr>
-        <w:t>semantic reporting layer</w:t>
+        <w:t>logical</w:t>
+      </w:r>
+      <w:r>
+        <w:rPr>
+          <w:rFonts w:ascii="Aptos Display" w:hAnsi="Aptos Display"/>
+          <w:spacing w:val="-5"/>
+        </w:rPr>
+        <w:t xml:space="preserve"> </w:t>
+      </w:r>
+      <w:r>
+        <w:rPr>
+          <w:rFonts w:ascii="Aptos Display" w:hAnsi="Aptos Display"/>
+        </w:rPr>
+        <w:t>analytics</w:t>
+      </w:r>
+      <w:r>
+        <w:rPr>
+          <w:rFonts w:ascii="Aptos Display" w:hAnsi="Aptos Display"/>
+          <w:spacing w:val="-5"/>
+        </w:rPr>
+        <w:t xml:space="preserve"> </w:t>
+      </w:r>
+      <w:r>
+        <w:rPr>
+          <w:rFonts w:ascii="Aptos Display" w:hAnsi="Aptos Display"/>
+        </w:rPr>
+        <w:t>layer</w:t>
       </w:r>
       <w:r>
         <w:rPr>
@@ -1634,38 +1492,6 @@
     </w:p>
     <w:p>
       <w:pPr>
-        <w:ind w:left="331"/>
-        <w:rPr>
-          <w:rFonts w:ascii="Aptos Display" w:hAnsi="Aptos Display"/>
-          <w:spacing w:val="-4"/>
-          <w:w w:val="105"/>
-          <w:sz w:val="26"/>
-          <w:szCs w:val="26"/>
-        </w:rPr>
-      </w:pPr>
-      <w:r>
-        <w:rPr>
-          <w:rFonts w:ascii="Aptos Display" w:hAnsi="Aptos Display"/>
-          <w:spacing w:val="-4"/>
-          <w:w w:val="105"/>
-          <w:sz w:val="26"/>
-          <w:szCs w:val="26"/>
-        </w:rPr>
-        <w:t xml:space="preserve">Industry / Client Focus: </w:t>
-      </w:r>
-      <w:r>
-        <w:rPr>
-          <w:rFonts w:ascii="Aptos Display" w:hAnsi="Aptos Display"/>
-          <w:spacing w:val="-4"/>
-          <w:w w:val="105"/>
-          <w:sz w:val="26"/>
-          <w:szCs w:val="26"/>
-        </w:rPr>
-        <w:t>Software, iPaaS</w:t>
-      </w:r>
-    </w:p>
-    <w:p>
-      <w:pPr>
         <w:pStyle w:val="Subtitle"/>
         <w:rPr>
           <w:rFonts w:ascii="Aptos Display" w:hAnsi="Aptos Display"/>
@@ -2029,38 +1855,6 @@
     </w:p>
     <w:p>
       <w:pPr>
-        <w:ind w:left="331"/>
-        <w:rPr>
-          <w:rFonts w:ascii="Aptos Display" w:hAnsi="Aptos Display"/>
-          <w:spacing w:val="-4"/>
-          <w:w w:val="105"/>
-          <w:sz w:val="26"/>
-          <w:szCs w:val="26"/>
-        </w:rPr>
-      </w:pPr>
-      <w:r>
-        <w:rPr>
-          <w:rFonts w:ascii="Aptos Display" w:hAnsi="Aptos Display"/>
-          <w:spacing w:val="-4"/>
-          <w:w w:val="105"/>
-          <w:sz w:val="26"/>
-          <w:szCs w:val="26"/>
-        </w:rPr>
-        <w:t xml:space="preserve">Industry / Client Focus: </w:t>
-      </w:r>
-      <w:r>
-        <w:rPr>
-          <w:rFonts w:ascii="Aptos Display" w:hAnsi="Aptos Display"/>
-          <w:spacing w:val="-4"/>
-          <w:w w:val="105"/>
-          <w:sz w:val="26"/>
-          <w:szCs w:val="26"/>
-        </w:rPr>
-        <w:t>Professional Services</w:t>
-      </w:r>
-    </w:p>
-    <w:p>
-      <w:pPr>
         <w:pStyle w:val="Subtitle"/>
         <w:rPr>
           <w:rFonts w:ascii="Aptos Display" w:hAnsi="Aptos Display"/>
@@ -2479,51 +2273,7 @@
         <w:rPr>
           <w:rFonts w:ascii="Aptos Display" w:hAnsi="Aptos Display"/>
         </w:rPr>
-        <w:t xml:space="preserve">Fluor Corporation — </w:t>
-      </w:r>
-      <w:r>
-        <w:rPr>
-          <w:rFonts w:ascii="Aptos Display" w:hAnsi="Aptos Display"/>
-        </w:rPr>
-        <w:t>ENTERPRISE APPLICATION INTEGRATION</w:t>
-      </w:r>
-      <w:r>
-        <w:rPr>
-          <w:rFonts w:ascii="Aptos Display" w:hAnsi="Aptos Display"/>
-        </w:rPr>
-        <w:t xml:space="preserve"> Team Lead</w:t>
-      </w:r>
-    </w:p>
-    <w:p>
-      <w:pPr>
-        <w:ind w:left="331"/>
-        <w:rPr>
-          <w:rFonts w:ascii="Aptos Display" w:hAnsi="Aptos Display"/>
-          <w:spacing w:val="-4"/>
-          <w:w w:val="105"/>
-          <w:sz w:val="26"/>
-          <w:szCs w:val="26"/>
-        </w:rPr>
-      </w:pPr>
-      <w:r>
-        <w:rPr>
-          <w:rFonts w:ascii="Aptos Display" w:hAnsi="Aptos Display"/>
-          <w:spacing w:val="-4"/>
-          <w:w w:val="105"/>
-          <w:sz w:val="26"/>
-          <w:szCs w:val="26"/>
-        </w:rPr>
-        <w:t xml:space="preserve">Industry / Client Focus: </w:t>
-      </w:r>
-      <w:r>
-        <w:rPr>
-          <w:rFonts w:ascii="Aptos Display" w:hAnsi="Aptos Display"/>
-          <w:spacing w:val="-4"/>
-          <w:w w:val="105"/>
-          <w:sz w:val="26"/>
-          <w:szCs w:val="26"/>
-        </w:rPr>
-        <w:t>Engineering, procurement, and construction, large scale projects</w:t>
+        <w:t>Fluor Corporation — EAI Team Lead</w:t>
       </w:r>
     </w:p>
     <w:p>
@@ -2537,7 +2287,6 @@
         <w:rPr>
           <w:rFonts w:ascii="Aptos Display" w:hAnsi="Aptos Display"/>
         </w:rPr>
-        <w:lastRenderedPageBreak/>
         <w:t>01/1999</w:t>
       </w:r>
       <w:r>
@@ -2787,7 +2536,20 @@
         <w:rPr>
           <w:rFonts w:ascii="Aptos Display" w:hAnsi="Aptos Display"/>
         </w:rPr>
-        <w:t>IBM MQ / MQSeries</w:t>
+        <w:t>IBM</w:t>
+      </w:r>
+      <w:r>
+        <w:rPr>
+          <w:rFonts w:ascii="Aptos Display" w:hAnsi="Aptos Display"/>
+          <w:spacing w:val="5"/>
+        </w:rPr>
+        <w:t xml:space="preserve"> </w:t>
+      </w:r>
+      <w:r>
+        <w:rPr>
+          <w:rFonts w:ascii="Aptos Display" w:hAnsi="Aptos Display"/>
+        </w:rPr>
+        <w:t>MQSeries</w:t>
       </w:r>
       <w:r>
         <w:rPr>
@@ -3004,41 +2766,6 @@
     </w:p>
     <w:p>
       <w:pPr>
-        <w:keepNext/>
-        <w:keepLines/>
-        <w:widowControl/>
-        <w:ind w:left="331"/>
-        <w:rPr>
-          <w:rFonts w:ascii="Aptos Display" w:hAnsi="Aptos Display"/>
-          <w:spacing w:val="-4"/>
-          <w:w w:val="105"/>
-          <w:sz w:val="26"/>
-          <w:szCs w:val="26"/>
-        </w:rPr>
-      </w:pPr>
-      <w:r>
-        <w:rPr>
-          <w:rFonts w:ascii="Aptos Display" w:hAnsi="Aptos Display"/>
-          <w:spacing w:val="-4"/>
-          <w:w w:val="105"/>
-          <w:sz w:val="26"/>
-          <w:szCs w:val="26"/>
-        </w:rPr>
-        <w:t xml:space="preserve">Industry / Client Focus: </w:t>
-      </w:r>
-      <w:r>
-        <w:rPr>
-          <w:rFonts w:ascii="Aptos Display" w:hAnsi="Aptos Display"/>
-          <w:spacing w:val="-4"/>
-          <w:w w:val="105"/>
-          <w:sz w:val="26"/>
-          <w:szCs w:val="26"/>
-        </w:rPr>
-        <w:t>Asset management, real estate</w:t>
-      </w:r>
-    </w:p>
-    <w:p>
-      <w:pPr>
         <w:pStyle w:val="Subtitle"/>
         <w:rPr>
           <w:rFonts w:ascii="Aptos Display" w:hAnsi="Aptos Display"/>
@@ -3080,8 +2807,6 @@
     <w:p>
       <w:pPr>
         <w:pStyle w:val="BulletedList"/>
-        <w:keepNext/>
-        <w:keepLines/>
         <w:rPr>
           <w:rFonts w:ascii="Aptos Display" w:hAnsi="Aptos Display"/>
         </w:rPr>
@@ -3186,8 +2911,6 @@
     <w:p>
       <w:pPr>
         <w:pStyle w:val="BulletedList"/>
-        <w:keepNext/>
-        <w:keepLines/>
         <w:rPr>
           <w:rFonts w:ascii="Aptos Display" w:hAnsi="Aptos Display"/>
         </w:rPr>
@@ -3306,16 +3029,15 @@
     <w:p>
       <w:pPr>
         <w:pStyle w:val="BulletedList"/>
-        <w:keepNext/>
-        <w:keepLines/>
-        <w:rPr>
-          <w:rFonts w:ascii="Aptos Display" w:hAnsi="Aptos Display"/>
-        </w:rPr>
-      </w:pPr>
-      <w:r>
-        <w:rPr>
-          <w:rFonts w:ascii="Aptos Display" w:hAnsi="Aptos Display"/>
-        </w:rPr>
+        <w:rPr>
+          <w:rFonts w:ascii="Aptos Display" w:hAnsi="Aptos Display"/>
+        </w:rPr>
+      </w:pPr>
+      <w:r>
+        <w:rPr>
+          <w:rFonts w:ascii="Aptos Display" w:hAnsi="Aptos Display"/>
+        </w:rPr>
+        <w:lastRenderedPageBreak/>
         <w:t>Developed</w:t>
       </w:r>
       <w:r>
@@ -3514,38 +3236,6 @@
           <w:rFonts w:ascii="Aptos Display" w:hAnsi="Aptos Display"/>
         </w:rPr>
         <w:t>Access Development Corp — System Administrator / Programmer</w:t>
-      </w:r>
-    </w:p>
-    <w:p>
-      <w:pPr>
-        <w:ind w:left="331"/>
-        <w:rPr>
-          <w:rFonts w:ascii="Aptos Display" w:hAnsi="Aptos Display"/>
-          <w:spacing w:val="-4"/>
-          <w:w w:val="105"/>
-          <w:sz w:val="26"/>
-          <w:szCs w:val="26"/>
-        </w:rPr>
-      </w:pPr>
-      <w:r>
-        <w:rPr>
-          <w:rFonts w:ascii="Aptos Display" w:hAnsi="Aptos Display"/>
-          <w:spacing w:val="-4"/>
-          <w:w w:val="105"/>
-          <w:sz w:val="26"/>
-          <w:szCs w:val="26"/>
-        </w:rPr>
-        <w:t xml:space="preserve">Industry / Client Focus: </w:t>
-      </w:r>
-      <w:r>
-        <w:rPr>
-          <w:rFonts w:ascii="Aptos Display" w:hAnsi="Aptos Display"/>
-          <w:spacing w:val="-4"/>
-          <w:w w:val="105"/>
-          <w:sz w:val="26"/>
-          <w:szCs w:val="26"/>
-        </w:rPr>
-        <w:t>Travel and merchandise discount platform</w:t>
       </w:r>
     </w:p>
     <w:p>
@@ -4273,13 +3963,20 @@
         <w:rPr>
           <w:rFonts w:ascii="Aptos Display" w:hAnsi="Aptos Display"/>
         </w:rPr>
-        <w:t>high availability and disaster recovery concepts</w:t>
-      </w:r>
-      <w:r>
-        <w:rPr>
-          <w:rFonts w:ascii="Aptos Display" w:hAnsi="Aptos Display"/>
-        </w:rPr>
-        <w:t>, data warehousing</w:t>
+        <w:t>high-availability</w:t>
+      </w:r>
+      <w:r>
+        <w:rPr>
+          <w:rFonts w:ascii="Aptos Display" w:hAnsi="Aptos Display"/>
+          <w:spacing w:val="9"/>
+        </w:rPr>
+        <w:t xml:space="preserve"> </w:t>
+      </w:r>
+      <w:r>
+        <w:rPr>
+          <w:rFonts w:ascii="Aptos Display" w:hAnsi="Aptos Display"/>
+        </w:rPr>
+        <w:t>concepts, data warehousing</w:t>
       </w:r>
     </w:p>
     <w:p>
@@ -4581,7 +4278,6 @@
         <w:rPr>
           <w:rFonts w:ascii="Aptos Display" w:hAnsi="Aptos Display"/>
         </w:rPr>
-        <w:lastRenderedPageBreak/>
         <w:t>Architecture &amp; Systems</w:t>
       </w:r>
     </w:p>
@@ -5179,11 +4875,10 @@
       </w:r>
     </w:p>
     <w:sectPr>
-      <w:footerReference w:type="default" r:id="rId9"/>
+      <w:footerReference w:type="default" r:id="rId8"/>
       <w:pgSz w:w="12240" w:h="15840"/>
-      <w:pgMar w:top="980" w:right="720" w:bottom="700" w:left="720" w:header="0" w:footer="432" w:gutter="0"/>
+      <w:pgMar w:top="980" w:right="720" w:bottom="700" w:left="720" w:header="0" w:footer="507" w:gutter="0"/>
       <w:cols w:space="720"/>
-      <w:docGrid w:linePitch="326"/>
     </w:sectPr>
   </w:body>
 </w:document>
@@ -5212,267 +4907,115 @@
 <w:ftr xmlns:wpc="http://schemas.microsoft.com/office/word/2010/wordprocessingCanvas" xmlns:cx="http://schemas.microsoft.com/office/drawing/2014/chartex" xmlns:cx1="http://schemas.microsoft.com/office/drawing/2015/9/8/chartex" xmlns:cx2="http://schemas.microsoft.com/office/drawing/2015/10/21/chartex" xmlns:cx3="http://schemas.microsoft.com/office/drawing/2016/5/9/chartex" xmlns:cx4="http://schemas.microsoft.com/office/drawing/2016/5/10/chartex" xmlns:cx5="http://schemas.microsoft.com/office/drawing/2016/5/11/chartex" xmlns:cx6="http://schemas.microsoft.com/office/drawing/2016/5/12/chartex" xmlns:cx7="http://schemas.microsoft.com/office/drawing/2016/5/13/chartex" xmlns:cx8="http://schemas.microsoft.com/office/drawing/2016/5/14/chartex" xmlns:mc="http://schemas.openxmlformats.org/markup-compatibility/2006" xmlns:aink="http://schemas.microsoft.com/office/drawing/2016/ink" xmlns:am3d="http://schemas.microsoft.com/office/drawing/2017/model3d" xmlns:o="urn:schemas-microsoft-com:office:office" xmlns:oel="http://schemas.microsoft.com/office/2019/extlst" xmlns:r="http://schemas.openxmlformats.org/officeDocument/2006/relationships" xmlns:m="http://schemas.openxmlformats.org/officeDocument/2006/math" xmlns:v="urn:schemas-microsoft-com:vml" xmlns:wp14="http://schemas.microsoft.com/office/word/2010/wordprocessingDrawing" xmlns:wp="http://schemas.openxmlformats.org/drawingml/2006/wordprocessingDrawing" xmlns:w10="urn:schemas-microsoft-com:office:word" xmlns:w="http://schemas.openxmlformats.org/wordprocessingml/2006/main" xmlns:w14="http://schemas.microsoft.com/office/word/2010/wordml" xmlns:w15="http://schemas.microsoft.com/office/word/2012/wordml" xmlns:w16cex="http://schemas.microsoft.com/office/word/2018/wordml/cex" xmlns:w16cid="http://schemas.microsoft.com/office/word/2016/wordml/cid" xmlns:w16="http://schemas.microsoft.com/office/word/2018/wordml" xmlns:w16du="http://schemas.microsoft.com/office/word/2023/wordml/word16du" xmlns:w16sdtdh="http://schemas.microsoft.com/office/word/2020/wordml/sdtdatahash" xmlns:w16sdtfl="http://schemas.microsoft.com/office/word/2024/wordml/sdtformatlock" xmlns:w16se="http://schemas.microsoft.com/office/word/2015/wordml/symex" xmlns:wpg="http://schemas.microsoft.com/office/word/2010/wordprocessingGroup" xmlns:wpi="http://schemas.microsoft.com/office/word/2010/wordprocessingInk" xmlns:wne="http://schemas.microsoft.com/office/word/2006/wordml" xmlns:wps="http://schemas.microsoft.com/office/word/2010/wordprocessingShape" mc:Ignorable="w14 w15 w16se w16cid w16 w16cex w16sdtdh w16sdtfl w16du wp14">
   <w:p>
     <w:pPr>
-      <w:pStyle w:val="Footer"/>
-      <w:pBdr>
-        <w:bottom w:val="single" w:sz="6" w:space="1" w:color="auto"/>
-      </w:pBdr>
-      <w:tabs>
-        <w:tab w:val="clear" w:pos="4680"/>
-        <w:tab w:val="clear" w:pos="9360"/>
-        <w:tab w:val="right" w:pos="10560"/>
-      </w:tabs>
-      <w:ind w:left="0"/>
-      <w:rPr>
-        <w:rFonts w:ascii="Aptos Display" w:hAnsi="Aptos Display"/>
-      </w:rPr>
-    </w:pPr>
-  </w:p>
-  <w:p>
-    <w:pPr>
-      <w:pStyle w:val="Footer"/>
-      <w:tabs>
-        <w:tab w:val="clear" w:pos="4680"/>
-        <w:tab w:val="clear" w:pos="9360"/>
-        <w:tab w:val="right" w:pos="10560"/>
-      </w:tabs>
-      <w:ind w:left="0"/>
-      <w:rPr>
-        <w:rFonts w:ascii="Aptos Display" w:hAnsi="Aptos Display"/>
-      </w:rPr>
+      <w:pStyle w:val="BodyText"/>
     </w:pPr>
     <w:r>
       <w:rPr>
-        <w:rFonts w:ascii="Aptos Display" w:hAnsi="Aptos Display"/>
+        <w:noProof/>
       </w:rPr>
-      <w:t>David Omer •</w:t>
+      <mc:AlternateContent>
+        <mc:Choice Requires="wps">
+          <w:drawing>
+            <wp:anchor distT="0" distB="0" distL="0" distR="0" simplePos="0" relativeHeight="251660800" behindDoc="1" locked="0" layoutInCell="1" allowOverlap="1" wp14:anchorId="7FCB21F6" wp14:editId="2EE2E36A">
+              <wp:simplePos x="0" y="0"/>
+              <wp:positionH relativeFrom="page">
+                <wp:posOffset>3816464</wp:posOffset>
+              </wp:positionH>
+              <wp:positionV relativeFrom="page">
+                <wp:posOffset>9596878</wp:posOffset>
+              </wp:positionV>
+              <wp:extent cx="152400" cy="205104"/>
+              <wp:effectExtent l="0" t="0" r="0" b="0"/>
+              <wp:wrapNone/>
+              <wp:docPr id="1" name="Textbox 1"/>
+              <wp:cNvGraphicFramePr>
+                <a:graphicFrameLocks xmlns:a="http://schemas.openxmlformats.org/drawingml/2006/main"/>
+              </wp:cNvGraphicFramePr>
+              <a:graphic xmlns:a="http://schemas.openxmlformats.org/drawingml/2006/main">
+                <a:graphicData uri="http://schemas.microsoft.com/office/word/2010/wordprocessingShape">
+                  <wps:wsp>
+                    <wps:cNvSpPr txBox="1">
+                      <a:spLocks/>
+                    </wps:cNvSpPr>
+                    <wps:spPr>
+                      <a:xfrm>
+                        <a:off x="0" y="0"/>
+                        <a:ext cx="152400" cy="205104"/>
+                      </a:xfrm>
+                      <a:prstGeom prst="rect">
+                        <a:avLst/>
+                      </a:prstGeom>
+                    </wps:spPr>
+                    <wps:txbx>
+                      <w:txbxContent>
+                        <w:p>
+                          <w:pPr>
+                            <w:pStyle w:val="BodyText"/>
+                          </w:pPr>
+                          <w:r>
+                            <w:fldChar w:fldCharType="begin"/>
+                          </w:r>
+                          <w:r>
+                            <w:instrText xml:space="preserve"> PAGE </w:instrText>
+                          </w:r>
+                          <w:r>
+                            <w:fldChar w:fldCharType="separate"/>
+                          </w:r>
+                          <w:r>
+                            <w:t>1</w:t>
+                          </w:r>
+                          <w:r>
+                            <w:fldChar w:fldCharType="end"/>
+                          </w:r>
+                        </w:p>
+                      </w:txbxContent>
+                    </wps:txbx>
+                    <wps:bodyPr wrap="square" lIns="0" tIns="0" rIns="0" bIns="0" rtlCol="0">
+                      <a:noAutofit/>
+                    </wps:bodyPr>
+                  </wps:wsp>
+                </a:graphicData>
+              </a:graphic>
+            </wp:anchor>
+          </w:drawing>
+        </mc:Choice>
+        <mc:Fallback>
+          <w:pict>
+            <v:shapetype w14:anchorId="7FCB21F6" id="_x0000_t202" coordsize="21600,21600" o:spt="202" path="m,l,21600r21600,l21600,xe">
+              <v:stroke joinstyle="miter"/>
+              <v:path gradientshapeok="t" o:connecttype="rect"/>
+            </v:shapetype>
+            <v:shape id="Textbox 1" o:spid="_x0000_s1026" type="#_x0000_t202" style="position:absolute;left:0;text-align:left;margin-left:300.5pt;margin-top:755.65pt;width:12pt;height:16.15pt;z-index:-251655680;visibility:visible;mso-wrap-style:square;mso-wrap-distance-left:0;mso-wrap-distance-top:0;mso-wrap-distance-right:0;mso-wrap-distance-bottom:0;mso-position-horizontal:absolute;mso-position-horizontal-relative:page;mso-position-vertical:absolute;mso-position-vertical-relative:page;v-text-anchor:top" o:gfxdata="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" filled="f" stroked="f">
+              <v:textbox inset="0,0,0,0">
+                <w:txbxContent>
+                  <w:p>
+                    <w:pPr>
+                      <w:pStyle w:val="BodyText"/>
+                    </w:pPr>
+                    <w:r>
+                      <w:fldChar w:fldCharType="begin"/>
+                    </w:r>
+                    <w:r>
+                      <w:instrText xml:space="preserve"> PAGE </w:instrText>
+                    </w:r>
+                    <w:r>
+                      <w:fldChar w:fldCharType="separate"/>
+                    </w:r>
+                    <w:r>
+                      <w:t>1</w:t>
+                    </w:r>
+                    <w:r>
+                      <w:fldChar w:fldCharType="end"/>
+                    </w:r>
+                  </w:p>
+                </w:txbxContent>
+              </v:textbox>
+              <w10:wrap anchorx="page" anchory="page"/>
+            </v:shape>
+          </w:pict>
+        </mc:Fallback>
+      </mc:AlternateContent>
     </w:r>
-    <w:r>
-      <w:rPr>
-        <w:rFonts w:ascii="Aptos Display" w:hAnsi="Aptos Display"/>
-        <w:spacing w:val="46"/>
-      </w:rPr>
-      <w:t xml:space="preserve"> </w:t>
-    </w:r>
-    <w:hyperlink r:id="rId1" w:history="1">
-      <w:r>
-        <w:rPr>
-          <w:rStyle w:val="Hyperlink"/>
-          <w:rFonts w:ascii="Aptos Display" w:hAnsi="Aptos Display"/>
-        </w:rPr>
-        <w:t>c</w:t>
-      </w:r>
-      <w:r>
-        <w:rPr>
-          <w:rStyle w:val="Hyperlink"/>
-          <w:rFonts w:ascii="Aptos Display" w:hAnsi="Aptos Display"/>
-        </w:rPr>
-        <w:t>ompute</w:t>
-      </w:r>
-      <w:r>
-        <w:rPr>
-          <w:rStyle w:val="Hyperlink"/>
-          <w:rFonts w:ascii="Aptos Display" w:hAnsi="Aptos Display"/>
-        </w:rPr>
-        <w:t>456@outlook.com</w:t>
-      </w:r>
-    </w:hyperlink>
-    <w:r>
-      <w:rPr>
-        <w:rFonts w:ascii="Aptos Display" w:hAnsi="Aptos Display"/>
-        <w:spacing w:val="47"/>
-      </w:rPr>
-      <w:t xml:space="preserve"> </w:t>
-    </w:r>
-    <w:r>
-      <w:rPr>
-        <w:rFonts w:ascii="Aptos Display" w:hAnsi="Aptos Display"/>
-      </w:rPr>
-      <w:t>•</w:t>
-    </w:r>
-    <w:r>
-      <w:rPr>
-        <w:rFonts w:ascii="Aptos Display" w:hAnsi="Aptos Display"/>
-      </w:rPr>
-      <w:t xml:space="preserve"> </w:t>
-    </w:r>
-    <w:hyperlink r:id="rId2" w:history="1">
-      <w:r>
-        <w:rPr>
-          <w:rStyle w:val="Hyperlink"/>
-          <w:rFonts w:ascii="Aptos Display" w:hAnsi="Aptos Display"/>
-        </w:rPr>
-        <w:t>https:/david.simplifai.team</w:t>
-      </w:r>
-    </w:hyperlink>
-    <w:r>
-      <w:rPr>
-        <w:rFonts w:ascii="Aptos Display" w:hAnsi="Aptos Display"/>
-        <w:spacing w:val="47"/>
-      </w:rPr>
-      <w:t xml:space="preserve"> </w:t>
-    </w:r>
-    <w:r>
-      <w:rPr>
-        <w:rFonts w:ascii="Aptos Display" w:hAnsi="Aptos Display"/>
-      </w:rPr>
-      <w:t>•</w:t>
-    </w:r>
-    <w:r>
-      <w:rPr>
-        <w:rFonts w:ascii="Aptos Display" w:hAnsi="Aptos Display"/>
-        <w:spacing w:val="46"/>
-      </w:rPr>
-      <w:t xml:space="preserve"> </w:t>
-    </w:r>
-    <w:r>
-      <w:rPr>
-        <w:rFonts w:ascii="Aptos Display" w:hAnsi="Aptos Display"/>
-      </w:rPr>
-      <w:t>+1</w:t>
-    </w:r>
-    <w:r>
-      <w:rPr>
-        <w:rFonts w:ascii="Aptos Display" w:hAnsi="Aptos Display"/>
-        <w:spacing w:val="-3"/>
-      </w:rPr>
-      <w:t xml:space="preserve"> </w:t>
-    </w:r>
-    <w:r>
-      <w:rPr>
-        <w:rFonts w:ascii="Aptos Display" w:hAnsi="Aptos Display"/>
-      </w:rPr>
-      <w:t>562-833-4552</w:t>
-    </w:r>
-    <w:r>
-      <w:rPr>
-        <w:rFonts w:ascii="Aptos Display" w:hAnsi="Aptos Display"/>
-      </w:rPr>
-      <w:tab/>
-    </w:r>
-    <w:sdt>
-      <w:sdtPr>
-        <w:rPr>
-          <w:rFonts w:ascii="Aptos Display" w:hAnsi="Aptos Display"/>
-        </w:rPr>
-        <w:id w:val="1486276946"/>
-        <w:docPartObj>
-          <w:docPartGallery w:val="Page Numbers (Bottom of Page)"/>
-          <w:docPartUnique/>
-        </w:docPartObj>
-      </w:sdtPr>
-      <w:sdtEndPr/>
-      <w:sdtContent>
-        <w:sdt>
-          <w:sdtPr>
-            <w:rPr>
-              <w:rFonts w:ascii="Aptos Display" w:hAnsi="Aptos Display"/>
-            </w:rPr>
-            <w:id w:val="-1769616900"/>
-            <w:docPartObj>
-              <w:docPartGallery w:val="Page Numbers (Top of Page)"/>
-              <w:docPartUnique/>
-            </w:docPartObj>
-          </w:sdtPr>
-          <w:sdtEndPr/>
-          <w:sdtContent>
-            <w:r>
-              <w:rPr>
-                <w:rFonts w:ascii="Aptos Display" w:hAnsi="Aptos Display"/>
-              </w:rPr>
-              <w:t xml:space="preserve">Page </w:t>
-            </w:r>
-            <w:r>
-              <w:rPr>
-                <w:rFonts w:ascii="Aptos Display" w:hAnsi="Aptos Display"/>
-                <w:b/>
-                <w:bCs/>
-              </w:rPr>
-              <w:fldChar w:fldCharType="begin"/>
-            </w:r>
-            <w:r>
-              <w:rPr>
-                <w:rFonts w:ascii="Aptos Display" w:hAnsi="Aptos Display"/>
-                <w:b/>
-                <w:bCs/>
-              </w:rPr>
-              <w:instrText xml:space="preserve"> PAGE </w:instrText>
-            </w:r>
-            <w:r>
-              <w:rPr>
-                <w:rFonts w:ascii="Aptos Display" w:hAnsi="Aptos Display"/>
-                <w:b/>
-                <w:bCs/>
-              </w:rPr>
-              <w:fldChar w:fldCharType="separate"/>
-            </w:r>
-            <w:r>
-              <w:rPr>
-                <w:rFonts w:ascii="Aptos Display" w:hAnsi="Aptos Display"/>
-                <w:b/>
-                <w:bCs/>
-                <w:noProof/>
-              </w:rPr>
-              <w:t>2</w:t>
-            </w:r>
-            <w:r>
-              <w:rPr>
-                <w:rFonts w:ascii="Aptos Display" w:hAnsi="Aptos Display"/>
-                <w:b/>
-                <w:bCs/>
-              </w:rPr>
-              <w:fldChar w:fldCharType="end"/>
-            </w:r>
-            <w:r>
-              <w:rPr>
-                <w:rFonts w:ascii="Aptos Display" w:hAnsi="Aptos Display"/>
-              </w:rPr>
-              <w:t xml:space="preserve"> of </w:t>
-            </w:r>
-            <w:r>
-              <w:rPr>
-                <w:rFonts w:ascii="Aptos Display" w:hAnsi="Aptos Display"/>
-                <w:b/>
-                <w:bCs/>
-              </w:rPr>
-              <w:fldChar w:fldCharType="begin"/>
-            </w:r>
-            <w:r>
-              <w:rPr>
-                <w:rFonts w:ascii="Aptos Display" w:hAnsi="Aptos Display"/>
-                <w:b/>
-                <w:bCs/>
-              </w:rPr>
-              <w:instrText xml:space="preserve"> NUMPAGES  </w:instrText>
-            </w:r>
-            <w:r>
-              <w:rPr>
-                <w:rFonts w:ascii="Aptos Display" w:hAnsi="Aptos Display"/>
-                <w:b/>
-                <w:bCs/>
-              </w:rPr>
-              <w:fldChar w:fldCharType="separate"/>
-            </w:r>
-            <w:r>
-              <w:rPr>
-                <w:rFonts w:ascii="Aptos Display" w:hAnsi="Aptos Display"/>
-                <w:b/>
-                <w:bCs/>
-                <w:noProof/>
-              </w:rPr>
-              <w:t>2</w:t>
-            </w:r>
-            <w:r>
-              <w:rPr>
-                <w:rFonts w:ascii="Aptos Display" w:hAnsi="Aptos Display"/>
-                <w:b/>
-                <w:bCs/>
-              </w:rPr>
-              <w:fldChar w:fldCharType="end"/>
-            </w:r>
-          </w:sdtContent>
-        </w:sdt>
-      </w:sdtContent>
-    </w:sdt>
   </w:p>
 </w:ftr>
 </file>
@@ -5892,6 +5435,119 @@
     </w:lvl>
   </w:abstractNum>
   <w:abstractNum w:abstractNumId="3" w15:restartNumberingAfterBreak="0">
+    <w:nsid w:val="7B99011E"/>
+    <w:multiLevelType w:val="hybridMultilevel"/>
+    <w:tmpl w:val="FFC27E50"/>
+    <w:lvl w:ilvl="0" w:tplc="04090001">
+      <w:start w:val="1"/>
+      <w:numFmt w:val="bullet"/>
+      <w:lvlText w:val=""/>
+      <w:lvlJc w:val="left"/>
+      <w:pPr>
+        <w:ind w:left="360" w:hanging="360"/>
+      </w:pPr>
+      <w:rPr>
+        <w:rFonts w:ascii="Symbol" w:hAnsi="Symbol" w:hint="default"/>
+      </w:rPr>
+    </w:lvl>
+    <w:lvl w:ilvl="1" w:tplc="04090003" w:tentative="1">
+      <w:start w:val="1"/>
+      <w:numFmt w:val="bullet"/>
+      <w:lvlText w:val="o"/>
+      <w:lvlJc w:val="left"/>
+      <w:pPr>
+        <w:ind w:left="1080" w:hanging="360"/>
+      </w:pPr>
+      <w:rPr>
+        <w:rFonts w:ascii="Courier New" w:hAnsi="Courier New" w:cs="Courier New" w:hint="default"/>
+      </w:rPr>
+    </w:lvl>
+    <w:lvl w:ilvl="2" w:tplc="04090005" w:tentative="1">
+      <w:start w:val="1"/>
+      <w:numFmt w:val="bullet"/>
+      <w:lvlText w:val=""/>
+      <w:lvlJc w:val="left"/>
+      <w:pPr>
+        <w:ind w:left="1800" w:hanging="360"/>
+      </w:pPr>
+      <w:rPr>
+        <w:rFonts w:ascii="Wingdings" w:hAnsi="Wingdings" w:hint="default"/>
+      </w:rPr>
+    </w:lvl>
+    <w:lvl w:ilvl="3" w:tplc="04090001" w:tentative="1">
+      <w:start w:val="1"/>
+      <w:numFmt w:val="bullet"/>
+      <w:lvlText w:val=""/>
+      <w:lvlJc w:val="left"/>
+      <w:pPr>
+        <w:ind w:left="2520" w:hanging="360"/>
+      </w:pPr>
+      <w:rPr>
+        <w:rFonts w:ascii="Symbol" w:hAnsi="Symbol" w:hint="default"/>
+      </w:rPr>
+    </w:lvl>
+    <w:lvl w:ilvl="4" w:tplc="04090003" w:tentative="1">
+      <w:start w:val="1"/>
+      <w:numFmt w:val="bullet"/>
+      <w:lvlText w:val="o"/>
+      <w:lvlJc w:val="left"/>
+      <w:pPr>
+        <w:ind w:left="3240" w:hanging="360"/>
+      </w:pPr>
+      <w:rPr>
+        <w:rFonts w:ascii="Courier New" w:hAnsi="Courier New" w:cs="Courier New" w:hint="default"/>
+      </w:rPr>
+    </w:lvl>
+    <w:lvl w:ilvl="5" w:tplc="04090005" w:tentative="1">
+      <w:start w:val="1"/>
+      <w:numFmt w:val="bullet"/>
+      <w:lvlText w:val=""/>
+      <w:lvlJc w:val="left"/>
+      <w:pPr>
+        <w:ind w:left="3960" w:hanging="360"/>
+      </w:pPr>
+      <w:rPr>
+        <w:rFonts w:ascii="Wingdings" w:hAnsi="Wingdings" w:hint="default"/>
+      </w:rPr>
+    </w:lvl>
+    <w:lvl w:ilvl="6" w:tplc="04090001" w:tentative="1">
+      <w:start w:val="1"/>
+      <w:numFmt w:val="bullet"/>
+      <w:lvlText w:val=""/>
+      <w:lvlJc w:val="left"/>
+      <w:pPr>
+        <w:ind w:left="4680" w:hanging="360"/>
+      </w:pPr>
+      <w:rPr>
+        <w:rFonts w:ascii="Symbol" w:hAnsi="Symbol" w:hint="default"/>
+      </w:rPr>
+    </w:lvl>
+    <w:lvl w:ilvl="7" w:tplc="04090003" w:tentative="1">
+      <w:start w:val="1"/>
+      <w:numFmt w:val="bullet"/>
+      <w:lvlText w:val="o"/>
+      <w:lvlJc w:val="left"/>
+      <w:pPr>
+        <w:ind w:left="5400" w:hanging="360"/>
+      </w:pPr>
+      <w:rPr>
+        <w:rFonts w:ascii="Courier New" w:hAnsi="Courier New" w:cs="Courier New" w:hint="default"/>
+      </w:rPr>
+    </w:lvl>
+    <w:lvl w:ilvl="8" w:tplc="04090005" w:tentative="1">
+      <w:start w:val="1"/>
+      <w:numFmt w:val="bullet"/>
+      <w:lvlText w:val=""/>
+      <w:lvlJc w:val="left"/>
+      <w:pPr>
+        <w:ind w:left="6120" w:hanging="360"/>
+      </w:pPr>
+      <w:rPr>
+        <w:rFonts w:ascii="Wingdings" w:hAnsi="Wingdings" w:hint="default"/>
+      </w:rPr>
+    </w:lvl>
+  </w:abstractNum>
+  <w:abstractNum w:abstractNumId="4" w15:restartNumberingAfterBreak="0">
     <w:nsid w:val="7D8C2C13"/>
     <w:multiLevelType w:val="hybridMultilevel"/>
     <w:tmpl w:val="23C00978"/>
@@ -6013,7 +5669,7 @@
     </w:lvl>
   </w:abstractNum>
   <w:num w:numId="1" w16cid:durableId="93669930">
-    <w:abstractNumId w:val="3"/>
+    <w:abstractNumId w:val="4"/>
   </w:num>
   <w:num w:numId="2" w16cid:durableId="1319961055">
     <w:abstractNumId w:val="2"/>
@@ -6028,6 +5684,12 @@
     <w:abstractNumId w:val="0"/>
   </w:num>
   <w:num w:numId="6" w16cid:durableId="1776051512">
+    <w:abstractNumId w:val="0"/>
+  </w:num>
+  <w:num w:numId="7" w16cid:durableId="1897813704">
+    <w:abstractNumId w:val="3"/>
+  </w:num>
+  <w:num w:numId="8" w16cid:durableId="795679804">
     <w:abstractNumId w:val="0"/>
   </w:num>
 </w:numbering>
@@ -6433,7 +6095,7 @@
   <w:style w:type="paragraph" w:default="1" w:styleId="Normal">
     <w:name w:val="Normal"/>
     <w:qFormat/>
-    <w:rsid w:val="003F2C25"/>
+    <w:rsid w:val="00090DB1"/>
     <w:pPr>
       <w:ind w:left="330" w:right="130"/>
     </w:pPr>
@@ -6515,27 +6177,6 @@
     <w:rPr>
       <w:rFonts w:asciiTheme="majorHAnsi" w:eastAsiaTheme="majorEastAsia" w:hAnsiTheme="majorHAnsi" w:cstheme="majorBidi"/>
       <w:color w:val="243F60" w:themeColor="accent1" w:themeShade="7F"/>
-    </w:rPr>
-  </w:style>
-  <w:style w:type="paragraph" w:styleId="Heading5">
-    <w:name w:val="heading 5"/>
-    <w:basedOn w:val="Normal"/>
-    <w:next w:val="Normal"/>
-    <w:link w:val="Heading5Char"/>
-    <w:uiPriority w:val="9"/>
-    <w:semiHidden/>
-    <w:unhideWhenUsed/>
-    <w:qFormat/>
-    <w:rsid w:val="003F2C25"/>
-    <w:pPr>
-      <w:keepNext/>
-      <w:keepLines/>
-      <w:spacing w:before="40"/>
-      <w:outlineLvl w:val="4"/>
-    </w:pPr>
-    <w:rPr>
-      <w:rFonts w:asciiTheme="majorHAnsi" w:eastAsiaTheme="majorEastAsia" w:hAnsiTheme="majorHAnsi" w:cstheme="majorBidi"/>
-      <w:color w:val="365F91" w:themeColor="accent1" w:themeShade="BF"/>
     </w:rPr>
   </w:style>
   <w:style w:type="character" w:default="1" w:styleId="DefaultParagraphFont">
@@ -6765,93 +6406,40 @@
       <w:szCs w:val="24"/>
     </w:rPr>
   </w:style>
-  <w:style w:type="character" w:customStyle="1" w:styleId="Heading5Char">
-    <w:name w:val="Heading 5 Char"/>
-    <w:basedOn w:val="DefaultParagraphFont"/>
-    <w:link w:val="Heading5"/>
-    <w:uiPriority w:val="9"/>
-    <w:semiHidden/>
-    <w:rsid w:val="003F2C25"/>
+  <w:style w:type="paragraph" w:customStyle="1" w:styleId="ResumeRole">
+    <w:name w:val="Resume Role"/>
+    <w:basedOn w:val="Normal"/>
+    <w:rsid w:val="0034251F"/>
+    <w:pPr>
+      <w:widowControl/>
+      <w:autoSpaceDE/>
+      <w:autoSpaceDN/>
+      <w:spacing w:before="50"/>
+      <w:ind w:left="0" w:right="0"/>
+    </w:pPr>
     <w:rPr>
-      <w:rFonts w:asciiTheme="majorHAnsi" w:eastAsiaTheme="majorEastAsia" w:hAnsiTheme="majorHAnsi" w:cstheme="majorBidi"/>
-      <w:color w:val="365F91" w:themeColor="accent1" w:themeShade="BF"/>
-      <w:sz w:val="24"/>
-      <w:szCs w:val="24"/>
+      <w:rFonts w:ascii="Arial" w:eastAsia="Arial" w:hAnsi="Arial" w:cstheme="minorBidi"/>
+      <w:b/>
+      <w:color w:val="000000"/>
+      <w:sz w:val="19"/>
+      <w:szCs w:val="22"/>
     </w:rPr>
   </w:style>
-  <w:style w:type="paragraph" w:styleId="Header">
-    <w:name w:val="header"/>
+  <w:style w:type="paragraph" w:customStyle="1" w:styleId="ResumeBullet">
+    <w:name w:val="Resume Bullet"/>
     <w:basedOn w:val="Normal"/>
-    <w:link w:val="HeaderChar"/>
-    <w:uiPriority w:val="99"/>
-    <w:unhideWhenUsed/>
-    <w:rsid w:val="0048094D"/>
+    <w:rsid w:val="0034251F"/>
     <w:pPr>
-      <w:tabs>
-        <w:tab w:val="center" w:pos="4680"/>
-        <w:tab w:val="right" w:pos="9360"/>
-      </w:tabs>
+      <w:widowControl/>
+      <w:autoSpaceDE/>
+      <w:autoSpaceDN/>
+      <w:ind w:left="0" w:right="0"/>
     </w:pPr>
-  </w:style>
-  <w:style w:type="character" w:customStyle="1" w:styleId="HeaderChar">
-    <w:name w:val="Header Char"/>
-    <w:basedOn w:val="DefaultParagraphFont"/>
-    <w:link w:val="Header"/>
-    <w:uiPriority w:val="99"/>
-    <w:rsid w:val="0048094D"/>
     <w:rPr>
-      <w:rFonts w:ascii="Times New Roman" w:eastAsia="Palatino Linotype" w:hAnsi="Times New Roman" w:cs="Times New Roman"/>
-      <w:sz w:val="24"/>
-      <w:szCs w:val="24"/>
-    </w:rPr>
-  </w:style>
-  <w:style w:type="paragraph" w:styleId="Footer">
-    <w:name w:val="footer"/>
-    <w:basedOn w:val="Normal"/>
-    <w:link w:val="FooterChar"/>
-    <w:uiPriority w:val="99"/>
-    <w:unhideWhenUsed/>
-    <w:rsid w:val="0048094D"/>
-    <w:pPr>
-      <w:tabs>
-        <w:tab w:val="center" w:pos="4680"/>
-        <w:tab w:val="right" w:pos="9360"/>
-      </w:tabs>
-    </w:pPr>
-  </w:style>
-  <w:style w:type="character" w:customStyle="1" w:styleId="FooterChar">
-    <w:name w:val="Footer Char"/>
-    <w:basedOn w:val="DefaultParagraphFont"/>
-    <w:link w:val="Footer"/>
-    <w:uiPriority w:val="99"/>
-    <w:rsid w:val="0048094D"/>
-    <w:rPr>
-      <w:rFonts w:ascii="Times New Roman" w:eastAsia="Palatino Linotype" w:hAnsi="Times New Roman" w:cs="Times New Roman"/>
-      <w:sz w:val="24"/>
-      <w:szCs w:val="24"/>
-    </w:rPr>
-  </w:style>
-  <w:style w:type="character" w:styleId="Hyperlink">
-    <w:name w:val="Hyperlink"/>
-    <w:basedOn w:val="DefaultParagraphFont"/>
-    <w:uiPriority w:val="99"/>
-    <w:unhideWhenUsed/>
-    <w:rsid w:val="0048094D"/>
-    <w:rPr>
-      <w:color w:val="0000FF" w:themeColor="hyperlink"/>
-      <w:u w:val="single"/>
-    </w:rPr>
-  </w:style>
-  <w:style w:type="character" w:styleId="UnresolvedMention">
-    <w:name w:val="Unresolved Mention"/>
-    <w:basedOn w:val="DefaultParagraphFont"/>
-    <w:uiPriority w:val="99"/>
-    <w:semiHidden/>
-    <w:unhideWhenUsed/>
-    <w:rsid w:val="0048094D"/>
-    <w:rPr>
-      <w:color w:val="605E5C"/>
-      <w:shd w:val="clear" w:color="auto" w:fill="E1DFDD"/>
+      <w:rFonts w:ascii="Arial" w:eastAsia="Arial" w:hAnsi="Arial" w:cstheme="minorBidi"/>
+      <w:color w:val="000000"/>
+      <w:sz w:val="18"/>
+      <w:szCs w:val="22"/>
     </w:rPr>
   </w:style>
 </w:styles>

--- a/resumes/dba_resume.docx
+++ b/resumes/dba_resume.docx
@@ -305,71 +305,50 @@
     </w:p>
     <w:p>
       <w:pPr>
-        <w:pStyle w:val="Heading2"/>
-        <w:rPr>
-          <w:rFonts w:ascii="Aptos Display" w:hAnsi="Aptos Display"/>
-        </w:rPr>
+        <w:pStyle w:val="ResumeRole"/>
+        <w:keepNext/>
+        <w:tabs>
+          <w:tab w:val="right" w:pos="10570"/>
+        </w:tabs>
+        <w:ind w:left="360"/>
       </w:pPr>
       <w:bookmarkStart w:id="3" w:name="Et_al_Solutions_LLC_—_Consultant"/>
       <w:bookmarkEnd w:id="3"/>
       <w:r>
         <w:rPr>
-          <w:rFonts w:ascii="Aptos Display" w:hAnsi="Aptos Display"/>
-        </w:rPr>
-        <w:t>Independent</w:t>
-      </w:r>
-      <w:r>
-        <w:rPr>
-          <w:rFonts w:ascii="Aptos Display" w:hAnsi="Aptos Display"/>
-        </w:rPr>
-        <w:t xml:space="preserve"> </w:t>
-      </w:r>
-      <w:r>
-        <w:rPr>
-          <w:rFonts w:ascii="Aptos Display" w:hAnsi="Aptos Display"/>
-        </w:rPr>
-        <w:t>Consultant</w:t>
-      </w:r>
-    </w:p>
-    <w:p>
-      <w:pPr>
-        <w:pStyle w:val="Subtitle"/>
-        <w:rPr>
-          <w:rFonts w:ascii="Aptos Display" w:hAnsi="Aptos Display"/>
-        </w:rPr>
-      </w:pPr>
-      <w:r>
-        <w:rPr>
-          <w:rFonts w:ascii="Aptos Display" w:hAnsi="Aptos Display"/>
-        </w:rPr>
-        <w:t>04/2024</w:t>
-      </w:r>
-      <w:r>
-        <w:rPr>
-          <w:rFonts w:ascii="Aptos Display" w:hAnsi="Aptos Display"/>
-          <w:spacing w:val="13"/>
-        </w:rPr>
-        <w:t xml:space="preserve"> </w:t>
-      </w:r>
-      <w:r>
-        <w:rPr>
-          <w:rFonts w:ascii="Aptos Display" w:hAnsi="Aptos Display"/>
-        </w:rPr>
-        <w:t>–</w:t>
-      </w:r>
-      <w:r>
-        <w:rPr>
-          <w:rFonts w:ascii="Aptos Display" w:hAnsi="Aptos Display"/>
-          <w:spacing w:val="14"/>
-        </w:rPr>
-        <w:t xml:space="preserve"> </w:t>
-      </w:r>
-      <w:r>
-        <w:rPr>
-          <w:rFonts w:ascii="Aptos Display" w:hAnsi="Aptos Display"/>
-          <w:spacing w:val="14"/>
-        </w:rPr>
-        <w:t>current</w:t>
+          <w:rFonts w:ascii="Aptos Display" w:eastAsia="Palatino Linotype" w:hAnsi="Aptos Display" w:cs="Times New Roman"/>
+          <w:color w:val="auto"/>
+          <w:spacing w:val="-4"/>
+          <w:w w:val="105"/>
+          <w:sz w:val="26"/>
+          <w:szCs w:val="26"/>
+        </w:rPr>
+        <w:t>Independent Technical Projects &amp; Professional Development</w:t>
+      </w:r>
+      <w:r>
+        <w:tab/>
+      </w:r>
+    </w:p>
+    <w:p>
+      <w:pPr>
+        <w:pStyle w:val="ResumeRole"/>
+        <w:keepNext/>
+        <w:tabs>
+          <w:tab w:val="right" w:pos="10570"/>
+        </w:tabs>
+        <w:ind w:left="360"/>
+      </w:pPr>
+      <w:r>
+        <w:rPr>
+          <w:rFonts w:ascii="Aptos Display" w:eastAsia="Palatino Linotype" w:hAnsi="Aptos Display" w:cs="Times New Roman"/>
+          <w:b w:val="0"/>
+          <w:color w:val="auto"/>
+          <w:spacing w:val="-4"/>
+          <w:w w:val="105"/>
+          <w:sz w:val="26"/>
+          <w:szCs w:val="26"/>
+        </w:rPr>
+        <w:t>04/2024 – current</w:t>
       </w:r>
     </w:p>
     <w:p>
@@ -383,31 +362,7 @@
         <w:rPr>
           <w:rFonts w:ascii="Aptos Display" w:hAnsi="Aptos Display"/>
         </w:rPr>
-        <w:t xml:space="preserve">Designed and implemented .NET applications and automation solutions integrating </w:t>
-      </w:r>
-      <w:r>
-        <w:rPr>
-          <w:rFonts w:ascii="Aptos Display" w:hAnsi="Aptos Display"/>
-        </w:rPr>
-        <w:t xml:space="preserve">MariaDB and Microsoft </w:t>
-      </w:r>
-      <w:r>
-        <w:rPr>
-          <w:rFonts w:ascii="Aptos Display" w:hAnsi="Aptos Display"/>
-        </w:rPr>
-        <w:t xml:space="preserve">SQL </w:t>
-      </w:r>
-      <w:r>
-        <w:rPr>
-          <w:rFonts w:ascii="Aptos Display" w:hAnsi="Aptos Display"/>
-        </w:rPr>
-        <w:t xml:space="preserve">Server </w:t>
-      </w:r>
-      <w:r>
-        <w:rPr>
-          <w:rFonts w:ascii="Aptos Display" w:hAnsi="Aptos Display"/>
-        </w:rPr>
-        <w:t>databases and modern APIs for small business platforms.</w:t>
+        <w:t>Designed and implemented .NET-based applications, APIs, integration components, and automation workflows using relational databases and cloud-ready patterns.</w:t>
       </w:r>
     </w:p>
     <w:p>
@@ -421,7 +376,7 @@
         <w:rPr>
           <w:rFonts w:ascii="Aptos Display" w:hAnsi="Aptos Display"/>
         </w:rPr>
-        <w:t>Developed database-driven reporting and analytics workflows using relational databases and cloud data services.</w:t>
+        <w:t>Built repeatable development and runtime environments using Docker, cloud platforms, and documented deployment practices.</w:t>
       </w:r>
     </w:p>
     <w:p>
@@ -435,7 +390,21 @@
         <w:rPr>
           <w:rFonts w:ascii="Aptos Display" w:hAnsi="Aptos Display"/>
         </w:rPr>
-        <w:t>Applied AI-assisted automation and data processing techniques to streamline operational workflows and reduce manual data handling.</w:t>
+        <w:t xml:space="preserve">Developed reporting and data-processing workflows and applied A.I.-assisted automation to reduce manual overhead. </w:t>
+      </w:r>
+    </w:p>
+    <w:p>
+      <w:pPr>
+        <w:pStyle w:val="BulletedList"/>
+        <w:rPr>
+          <w:rFonts w:ascii="Aptos Display" w:hAnsi="Aptos Display"/>
+        </w:rPr>
+      </w:pPr>
+      <w:r>
+        <w:rPr>
+          <w:rFonts w:ascii="Aptos Display" w:hAnsi="Aptos Display"/>
+        </w:rPr>
+        <w:t>Continued hands-on work in portable, maintainable architecture patterns for small-business and SaaS-style platforms.</w:t>
       </w:r>
     </w:p>
     <w:p>
@@ -5058,7 +5027,7 @@
         <w:rFonts w:ascii="Symbol" w:hAnsi="Symbol" w:hint="default"/>
       </w:rPr>
     </w:lvl>
-    <w:lvl w:ilvl="1" w:tplc="04090003" w:tentative="1">
+    <w:lvl w:ilvl="1" w:tplc="04090003">
       <w:start w:val="1"/>
       <w:numFmt w:val="bullet"/>
       <w:lvlText w:val="o"/>
@@ -5690,6 +5659,12 @@
     <w:abstractNumId w:val="3"/>
   </w:num>
   <w:num w:numId="8" w16cid:durableId="795679804">
+    <w:abstractNumId w:val="0"/>
+  </w:num>
+  <w:num w:numId="9" w16cid:durableId="1989086526">
+    <w:abstractNumId w:val="0"/>
+  </w:num>
+  <w:num w:numId="10" w16cid:durableId="67966843">
     <w:abstractNumId w:val="0"/>
   </w:num>
 </w:numbering>

--- a/resumes/dba_resume.docx
+++ b/resumes/dba_resume.docx
@@ -45,21 +45,7 @@
         <w:rPr>
           <w:rFonts w:ascii="Play" w:eastAsia="Play" w:hAnsi="Play" w:cs="Play"/>
         </w:rPr>
-        <w:t xml:space="preserve"> </w:t>
-      </w:r>
-      <w:proofErr w:type="gramStart"/>
-      <w:r>
-        <w:rPr>
-          <w:rFonts w:ascii="Play" w:eastAsia="Play" w:hAnsi="Play" w:cs="Play"/>
-        </w:rPr>
-        <w:t>•  562</w:t>
-      </w:r>
-      <w:proofErr w:type="gramEnd"/>
-      <w:r>
-        <w:rPr>
-          <w:rFonts w:ascii="Play" w:eastAsia="Play" w:hAnsi="Play" w:cs="Play"/>
-        </w:rPr>
-        <w:t>-833-4552</w:t>
+        <w:t xml:space="preserve"> •  562-833-4552</w:t>
       </w:r>
     </w:p>
     <w:p>
@@ -111,7 +97,7 @@
         <w:tabs>
           <w:tab w:val="right" w:pos="10080"/>
         </w:tabs>
-        <w:ind w:firstLine="331"/>
+        <w:ind w:left="630" w:firstLine="31"/>
         <w:rPr>
           <w:rFonts w:ascii="Play" w:eastAsia="Play" w:hAnsi="Play" w:cs="Play"/>
         </w:rPr>
@@ -163,7 +149,7 @@
         <w:tabs>
           <w:tab w:val="right" w:pos="10080"/>
         </w:tabs>
-        <w:ind w:firstLine="331"/>
+        <w:ind w:left="630" w:firstLine="31"/>
         <w:rPr>
           <w:rFonts w:ascii="Play" w:eastAsia="Play" w:hAnsi="Play" w:cs="Play"/>
         </w:rPr>
@@ -218,7 +204,7 @@
           <w:tab w:val="right" w:pos="10570"/>
         </w:tabs>
         <w:spacing w:before="50"/>
-        <w:ind w:left="360" w:right="0"/>
+        <w:ind w:left="662" w:right="0"/>
         <w:rPr>
           <w:rFonts w:ascii="Arial" w:eastAsia="Arial" w:hAnsi="Arial" w:cs="Arial"/>
           <w:b/>
@@ -279,7 +265,7 @@
           <w:tab w:val="right" w:pos="10570"/>
         </w:tabs>
         <w:spacing w:before="50"/>
-        <w:ind w:left="360" w:right="0"/>
+        <w:ind w:left="662" w:right="0"/>
         <w:rPr>
           <w:rFonts w:ascii="Arial" w:eastAsia="Arial" w:hAnsi="Arial" w:cs="Arial"/>
           <w:b/>
@@ -297,6 +283,446 @@
           <w:szCs w:val="26"/>
         </w:rPr>
         <w:t>04/2024 – current</w:t>
+      </w:r>
+    </w:p>
+    <w:p>
+      <w:pPr>
+        <w:widowControl/>
+        <w:numPr>
+          <w:ilvl w:val="0"/>
+          <w:numId w:val="1"/>
+        </w:numPr>
+        <w:pBdr>
+          <w:top w:val="nil"/>
+          <w:left w:val="nil"/>
+          <w:bottom w:val="nil"/>
+          <w:right w:val="nil"/>
+          <w:between w:val="nil"/>
+        </w:pBdr>
+        <w:ind w:left="1353" w:right="680"/>
+        <w:rPr>
+          <w:rFonts w:ascii="Play" w:eastAsia="Play" w:hAnsi="Play" w:cs="Play"/>
+          <w:color w:val="000000"/>
+        </w:rPr>
+      </w:pPr>
+      <w:r>
+        <w:rPr>
+          <w:rFonts w:ascii="Play" w:eastAsia="Play" w:hAnsi="Play" w:cs="Play"/>
+          <w:color w:val="000000"/>
+        </w:rPr>
+        <w:t>Architected and developed ReviewNudge™ (</w:t>
+      </w:r>
+      <w:hyperlink r:id="rId9" w:history="1">
+        <w:r>
+          <w:rPr>
+            <w:rFonts w:ascii="Play" w:eastAsia="Play" w:hAnsi="Play" w:cs="Play"/>
+            <w:color w:val="000000"/>
+          </w:rPr>
+          <w:t>reviewnudge.dourl.net</w:t>
+        </w:r>
+      </w:hyperlink>
+      <w:r>
+        <w:rPr>
+          <w:rFonts w:ascii="Play" w:eastAsia="Play" w:hAnsi="Play" w:cs="Play"/>
+          <w:color w:val="000000"/>
+        </w:rPr>
+        <w:t>), a multi-tenant, micro-SaaS platform that automates customer review requests, follow-ups, workspace administration, and review-status tracking for service businesses.</w:t>
+      </w:r>
+    </w:p>
+    <w:p>
+      <w:pPr>
+        <w:widowControl/>
+        <w:numPr>
+          <w:ilvl w:val="0"/>
+          <w:numId w:val="1"/>
+        </w:numPr>
+        <w:pBdr>
+          <w:top w:val="nil"/>
+          <w:left w:val="nil"/>
+          <w:bottom w:val="nil"/>
+          <w:right w:val="nil"/>
+          <w:between w:val="nil"/>
+        </w:pBdr>
+        <w:ind w:left="1353" w:right="680"/>
+        <w:rPr>
+          <w:rFonts w:ascii="Play" w:eastAsia="Play" w:hAnsi="Play" w:cs="Play"/>
+          <w:color w:val="000000"/>
+        </w:rPr>
+      </w:pPr>
+      <w:r>
+        <w:rPr>
+          <w:rFonts w:ascii="Play" w:eastAsia="Play" w:hAnsi="Play" w:cs="Play"/>
+          <w:color w:val="000000"/>
+        </w:rPr>
+        <w:t>Designed and developed Portmason™ (</w:t>
+      </w:r>
+      <w:hyperlink r:id="rId10" w:anchor="lab" w:history="1">
+        <w:r>
+          <w:rPr>
+            <w:rFonts w:ascii="Play" w:eastAsia="Play" w:hAnsi="Play" w:cs="Play"/>
+            <w:color w:val="000000"/>
+          </w:rPr>
+          <w:t>www.etal.solutions</w:t>
+        </w:r>
+      </w:hyperlink>
+      <w:r>
+        <w:rPr>
+          <w:rFonts w:ascii="Play" w:eastAsia="Play" w:hAnsi="Play" w:cs="Play"/>
+          <w:color w:val="000000"/>
+        </w:rPr>
+        <w:t>), a portable automation platform that standardizes application provisioning, deployment, configuration, and operations across local and cloud environments.</w:t>
+      </w:r>
+    </w:p>
+    <w:p>
+      <w:pPr>
+        <w:widowControl/>
+        <w:numPr>
+          <w:ilvl w:val="0"/>
+          <w:numId w:val="1"/>
+        </w:numPr>
+        <w:pBdr>
+          <w:top w:val="nil"/>
+          <w:left w:val="nil"/>
+          <w:bottom w:val="nil"/>
+          <w:right w:val="nil"/>
+          <w:between w:val="nil"/>
+        </w:pBdr>
+        <w:ind w:left="1353" w:right="680"/>
+        <w:rPr>
+          <w:rFonts w:ascii="Play" w:eastAsia="Play" w:hAnsi="Play" w:cs="Play"/>
+          <w:color w:val="000000"/>
+        </w:rPr>
+      </w:pPr>
+      <w:r>
+        <w:rPr>
+          <w:rFonts w:ascii="Play" w:eastAsia="Play" w:hAnsi="Play" w:cs="Play"/>
+          <w:color w:val="000000"/>
+        </w:rPr>
+        <w:t>Designed and implemented .NET applications, APIs, integration components, automation workflows, and relational data solutions using cloud-ready architectural patterns.</w:t>
+      </w:r>
+    </w:p>
+    <w:p>
+      <w:pPr>
+        <w:widowControl/>
+        <w:numPr>
+          <w:ilvl w:val="0"/>
+          <w:numId w:val="1"/>
+        </w:numPr>
+        <w:pBdr>
+          <w:top w:val="nil"/>
+          <w:left w:val="nil"/>
+          <w:bottom w:val="nil"/>
+          <w:right w:val="nil"/>
+          <w:between w:val="nil"/>
+        </w:pBdr>
+        <w:ind w:left="1353" w:right="680"/>
+        <w:rPr>
+          <w:rFonts w:ascii="Play" w:eastAsia="Play" w:hAnsi="Play" w:cs="Play"/>
+          <w:color w:val="000000"/>
+        </w:rPr>
+      </w:pPr>
+      <w:r>
+        <w:rPr>
+          <w:rFonts w:ascii="Play" w:eastAsia="Play" w:hAnsi="Play" w:cs="Play"/>
+          <w:color w:val="000000"/>
+        </w:rPr>
+        <w:t>Built repeatable development and runtime environments using Docker, cloud platforms, and documented deployment practices.</w:t>
+      </w:r>
+    </w:p>
+    <w:p>
+      <w:pPr>
+        <w:widowControl/>
+        <w:numPr>
+          <w:ilvl w:val="0"/>
+          <w:numId w:val="1"/>
+        </w:numPr>
+        <w:pBdr>
+          <w:top w:val="nil"/>
+          <w:left w:val="nil"/>
+          <w:bottom w:val="nil"/>
+          <w:right w:val="nil"/>
+          <w:between w:val="nil"/>
+        </w:pBdr>
+        <w:ind w:left="1353" w:right="680"/>
+        <w:rPr>
+          <w:rFonts w:ascii="Play" w:eastAsia="Play" w:hAnsi="Play" w:cs="Play"/>
+          <w:color w:val="000000"/>
+        </w:rPr>
+      </w:pPr>
+      <w:r>
+        <w:rPr>
+          <w:rFonts w:ascii="Play" w:eastAsia="Play" w:hAnsi="Play" w:cs="Play"/>
+          <w:color w:val="000000"/>
+        </w:rPr>
+        <w:t xml:space="preserve">Developed reporting and data-processing workflows and applied A.I.-assisted automation to </w:t>
+      </w:r>
+      <w:r>
+        <w:rPr>
+          <w:rFonts w:ascii="Play" w:eastAsia="Play" w:hAnsi="Play" w:cs="Play"/>
+        </w:rPr>
+        <w:t>u</w:t>
+      </w:r>
+      <w:r>
+        <w:rPr>
+          <w:rFonts w:ascii="Play" w:eastAsia="Play" w:hAnsi="Play" w:cs="Play"/>
+          <w:color w:val="000000"/>
+        </w:rPr>
+        <w:t xml:space="preserve"> manual overhead. </w:t>
+      </w:r>
+    </w:p>
+    <w:p>
+      <w:pPr>
+        <w:widowControl/>
+        <w:numPr>
+          <w:ilvl w:val="0"/>
+          <w:numId w:val="1"/>
+        </w:numPr>
+        <w:pBdr>
+          <w:top w:val="nil"/>
+          <w:left w:val="nil"/>
+          <w:bottom w:val="nil"/>
+          <w:right w:val="nil"/>
+          <w:between w:val="nil"/>
+        </w:pBdr>
+        <w:ind w:left="1353" w:right="680"/>
+        <w:rPr>
+          <w:rFonts w:ascii="Play" w:eastAsia="Play" w:hAnsi="Play" w:cs="Play"/>
+          <w:color w:val="000000"/>
+        </w:rPr>
+      </w:pPr>
+      <w:r>
+        <w:rPr>
+          <w:rFonts w:ascii="Play" w:eastAsia="Play" w:hAnsi="Play" w:cs="Play"/>
+          <w:color w:val="000000"/>
+        </w:rPr>
+        <w:t>Designed, built, and maintain the public Et al Solutions technology platform</w:t>
+      </w:r>
+      <w:r>
+        <w:rPr>
+          <w:rFonts w:ascii="Play" w:eastAsia="Play" w:hAnsi="Play" w:cs="Play"/>
+          <w:color w:val="000000"/>
+        </w:rPr>
+        <w:t xml:space="preserve"> (https://etal.solutions)</w:t>
+      </w:r>
+      <w:r>
+        <w:rPr>
+          <w:rFonts w:ascii="Play" w:eastAsia="Play" w:hAnsi="Play" w:cs="Play"/>
+          <w:color w:val="000000"/>
+        </w:rPr>
+        <w:t>, demonstrating modern web architecture, API integration, automated deployment, and technical content delivery.</w:t>
+      </w:r>
+    </w:p>
+    <w:p>
+      <w:pPr>
+        <w:pStyle w:val="Heading2"/>
+        <w:ind w:firstLine="331"/>
+        <w:rPr>
+          <w:rFonts w:ascii="Play" w:eastAsia="Play" w:hAnsi="Play" w:cs="Play"/>
+        </w:rPr>
+      </w:pPr>
+      <w:bookmarkStart w:id="4" w:name="bookmark=id.7z46c957wsdu" w:colFirst="0" w:colLast="0"/>
+      <w:bookmarkEnd w:id="4"/>
+      <w:r>
+        <w:rPr>
+          <w:rFonts w:ascii="Play" w:eastAsia="Play" w:hAnsi="Play" w:cs="Play"/>
+        </w:rPr>
+        <w:t>Project Consulting Services, Inc. (via TEKsystems) — Senior Consultant</w:t>
+      </w:r>
+    </w:p>
+    <w:p>
+      <w:pPr>
+        <w:pStyle w:val="Subtitle"/>
+        <w:ind w:firstLine="331"/>
+        <w:rPr>
+          <w:rFonts w:ascii="Play" w:eastAsia="Play" w:hAnsi="Play" w:cs="Play"/>
+        </w:rPr>
+      </w:pPr>
+      <w:r>
+        <w:rPr>
+          <w:rFonts w:ascii="Play" w:eastAsia="Play" w:hAnsi="Play" w:cs="Play"/>
+        </w:rPr>
+        <w:t>08/2015 – 04/2024</w:t>
+      </w:r>
+    </w:p>
+    <w:p>
+      <w:pPr>
+        <w:widowControl/>
+        <w:numPr>
+          <w:ilvl w:val="0"/>
+          <w:numId w:val="1"/>
+        </w:numPr>
+        <w:spacing w:before="240" w:after="240"/>
+        <w:ind w:right="0"/>
+        <w:rPr>
+          <w:rFonts w:ascii="Play" w:eastAsia="Play" w:hAnsi="Play" w:cs="Play"/>
+        </w:rPr>
+      </w:pPr>
+      <w:r>
+        <w:rPr>
+          <w:rFonts w:ascii="Play" w:eastAsia="Play" w:hAnsi="Play" w:cs="Play"/>
+        </w:rPr>
+        <w:t>Built middleware integrating multiple vendor platforms with a Microsoft SQL Server-based data warehouse, reducing processing latency from 24+ hours to near real-time.</w:t>
+      </w:r>
+    </w:p>
+    <w:p>
+      <w:pPr>
+        <w:widowControl/>
+        <w:numPr>
+          <w:ilvl w:val="0"/>
+          <w:numId w:val="1"/>
+        </w:numPr>
+        <w:spacing w:before="240" w:after="240"/>
+        <w:ind w:right="0"/>
+        <w:rPr>
+          <w:rFonts w:ascii="Play" w:eastAsia="Play" w:hAnsi="Play" w:cs="Play"/>
+        </w:rPr>
+      </w:pPr>
+      <w:r>
+        <w:rPr>
+          <w:rFonts w:ascii="Play" w:eastAsia="Play" w:hAnsi="Play" w:cs="Play"/>
+        </w:rPr>
+        <w:t xml:space="preserve">Developed SQL coding standards and query design </w:t>
+      </w:r>
+      <w:proofErr w:type="gramStart"/>
+      <w:r>
+        <w:rPr>
+          <w:rFonts w:ascii="Play" w:eastAsia="Play" w:hAnsi="Play" w:cs="Play"/>
+        </w:rPr>
+        <w:t>patterns that</w:t>
+      </w:r>
+      <w:proofErr w:type="gramEnd"/>
+      <w:r>
+        <w:rPr>
+          <w:rFonts w:ascii="Play" w:eastAsia="Play" w:hAnsi="Play" w:cs="Play"/>
+        </w:rPr>
+        <w:t xml:space="preserve"> enabled developers to rapidly identify and resolve performance issues involving table variables, memory-intensive workloads, and inefficient query </w:t>
+      </w:r>
+      <w:proofErr w:type="spellStart"/>
+      <w:r>
+        <w:rPr>
+          <w:rFonts w:ascii="Play" w:eastAsia="Play" w:hAnsi="Play" w:cs="Play"/>
+        </w:rPr>
+        <w:t>execuution</w:t>
+      </w:r>
+      <w:proofErr w:type="spellEnd"/>
+      <w:r>
+        <w:rPr>
+          <w:rFonts w:ascii="Play" w:eastAsia="Play" w:hAnsi="Play" w:cs="Play"/>
+        </w:rPr>
+        <w:t xml:space="preserve"> plans.</w:t>
+      </w:r>
+    </w:p>
+    <w:p>
+      <w:pPr>
+        <w:widowControl/>
+        <w:numPr>
+          <w:ilvl w:val="0"/>
+          <w:numId w:val="1"/>
+        </w:numPr>
+        <w:spacing w:before="240" w:after="240"/>
+        <w:ind w:right="0"/>
+        <w:rPr>
+          <w:rFonts w:ascii="Play" w:eastAsia="Play" w:hAnsi="Play" w:cs="Play"/>
+        </w:rPr>
+      </w:pPr>
+      <w:r>
+        <w:rPr>
+          <w:rFonts w:ascii="Play" w:eastAsia="Play" w:hAnsi="Play" w:cs="Play"/>
+        </w:rPr>
+        <w:lastRenderedPageBreak/>
+        <w:t>Implemented query tuning, indexing, and database optimization practices using Azure SQL capabilities and industry-standard performance analysis techniques.</w:t>
+      </w:r>
+    </w:p>
+    <w:p>
+      <w:pPr>
+        <w:widowControl/>
+        <w:numPr>
+          <w:ilvl w:val="0"/>
+          <w:numId w:val="1"/>
+        </w:numPr>
+        <w:spacing w:before="240" w:after="240"/>
+        <w:ind w:right="0"/>
+        <w:rPr>
+          <w:rFonts w:ascii="Play" w:eastAsia="Play" w:hAnsi="Play" w:cs="Play"/>
+        </w:rPr>
+      </w:pPr>
+      <w:r>
+        <w:rPr>
+          <w:rFonts w:ascii="Play" w:eastAsia="Play" w:hAnsi="Play" w:cs="Play"/>
+        </w:rPr>
+        <w:t>Partnered with application development teams to troubleshoot Transact-SQL performance issues, optimize database interactions, and improve overall system reliability.</w:t>
+      </w:r>
+    </w:p>
+    <w:p>
+      <w:pPr>
+        <w:widowControl/>
+        <w:numPr>
+          <w:ilvl w:val="0"/>
+          <w:numId w:val="1"/>
+        </w:numPr>
+        <w:spacing w:before="240" w:after="240"/>
+        <w:ind w:right="0"/>
+        <w:rPr>
+          <w:rFonts w:ascii="Play" w:eastAsia="Play" w:hAnsi="Play" w:cs="Play"/>
+        </w:rPr>
+      </w:pPr>
+      <w:r>
+        <w:rPr>
+          <w:rFonts w:ascii="Play" w:eastAsia="Play" w:hAnsi="Play" w:cs="Play"/>
+        </w:rPr>
+        <w:t>Developed Power BI reporting and analytics solutions that transformed complex operational data into actionable business insights.</w:t>
+      </w:r>
+    </w:p>
+    <w:p>
+      <w:pPr>
+        <w:keepNext/>
+        <w:widowControl/>
+        <w:pBdr>
+          <w:top w:val="nil"/>
+          <w:left w:val="nil"/>
+          <w:bottom w:val="nil"/>
+          <w:right w:val="nil"/>
+          <w:between w:val="nil"/>
+        </w:pBdr>
+        <w:tabs>
+          <w:tab w:val="right" w:pos="10570"/>
+        </w:tabs>
+        <w:spacing w:before="50"/>
+        <w:ind w:left="662" w:right="0"/>
+        <w:rPr>
+          <w:rFonts w:ascii="Play" w:eastAsia="Play" w:hAnsi="Play" w:cs="Play"/>
+          <w:b/>
+          <w:bCs/>
+          <w:color w:val="000000"/>
+          <w:sz w:val="26"/>
+          <w:szCs w:val="26"/>
+        </w:rPr>
+      </w:pPr>
+      <w:r>
+        <w:rPr>
+          <w:rFonts w:ascii="Play" w:eastAsia="Play" w:hAnsi="Play" w:cs="Play"/>
+          <w:b/>
+          <w:bCs/>
+          <w:color w:val="000000"/>
+          <w:sz w:val="26"/>
+          <w:szCs w:val="26"/>
+        </w:rPr>
+        <w:t>Planned Career Sabbatical &amp; Independent Technical Projects</w:t>
+      </w:r>
+    </w:p>
+    <w:p>
+      <w:pPr>
+        <w:pStyle w:val="Subtitle"/>
+        <w:ind w:firstLine="331"/>
+        <w:rPr>
+          <w:rFonts w:ascii="Play" w:eastAsia="Play" w:hAnsi="Play" w:cs="Play"/>
+        </w:rPr>
+      </w:pPr>
+      <w:r>
+        <w:rPr>
+          <w:rFonts w:ascii="Play" w:eastAsia="Play" w:hAnsi="Play" w:cs="Play"/>
+        </w:rPr>
+        <w:t>03/2014 – 08/2015</w:t>
       </w:r>
     </w:p>
     <w:p>
@@ -324,7 +750,7 @@
           <w:rFonts w:ascii="Play" w:eastAsia="Play" w:hAnsi="Play" w:cs="Play"/>
           <w:color w:val="000000"/>
         </w:rPr>
-        <w:t>Designed and implemented .NET applications, APIs, integration components, automation workflows, and relational data solutions using cloud-ready architectural patterns.</w:t>
+        <w:t xml:space="preserve">Took an intentional career break while continuing hands-on technical work and professional development. </w:t>
       </w:r>
     </w:p>
     <w:p>
@@ -352,7 +778,7 @@
           <w:rFonts w:ascii="Play" w:eastAsia="Play" w:hAnsi="Play" w:cs="Play"/>
           <w:color w:val="000000"/>
         </w:rPr>
-        <w:t>Built repeatable development and runtime environments using Docker, cloud platforms, and documented deployment practices.</w:t>
+        <w:t>Built .NET/MVC and browser-based applications using HTML5, CSS3, JavaScript, and SQL-backed application architecture.</w:t>
       </w:r>
     </w:p>
     <w:p>
@@ -380,20 +806,7 @@
           <w:rFonts w:ascii="Play" w:eastAsia="Play" w:hAnsi="Play" w:cs="Play"/>
           <w:color w:val="000000"/>
         </w:rPr>
-        <w:t xml:space="preserve">Developed reporting and data-processing workflows and applied A.I.-assisted automation to </w:t>
-      </w:r>
-      <w:r>
-        <w:rPr>
-          <w:rFonts w:ascii="Play" w:eastAsia="Play" w:hAnsi="Play" w:cs="Play"/>
-        </w:rPr>
-        <w:t>u</w:t>
-      </w:r>
-      <w:r>
-        <w:rPr>
-          <w:rFonts w:ascii="Play" w:eastAsia="Play" w:hAnsi="Play" w:cs="Play"/>
-          <w:color w:val="000000"/>
-        </w:rPr>
-        <w:t xml:space="preserve"> manual overhead. </w:t>
+        <w:t xml:space="preserve">Developed responsive user interfaces, database-driven workflows, reporting views, and analytics outputs. </w:t>
       </w:r>
     </w:p>
     <w:p>
@@ -421,21 +834,7 @@
           <w:rFonts w:ascii="Play" w:eastAsia="Play" w:hAnsi="Play" w:cs="Play"/>
           <w:color w:val="000000"/>
         </w:rPr>
-        <w:t>Designed, built, and maintain the public Et al Solutions technology platform</w:t>
-      </w:r>
-      <w:r>
-        <w:rPr>
-          <w:rFonts w:ascii="Play" w:eastAsia="Play" w:hAnsi="Play" w:cs="Play"/>
-          <w:color w:val="000000"/>
-        </w:rPr>
-        <w:t xml:space="preserve"> (https://etal.solutions)</w:t>
-      </w:r>
-      <w:r>
-        <w:rPr>
-          <w:rFonts w:ascii="Play" w:eastAsia="Play" w:hAnsi="Play" w:cs="Play"/>
-          <w:color w:val="000000"/>
-        </w:rPr>
-        <w:t>, demonstrating modern web architecture, API integration, automated deployment, and technical content delivery.</w:t>
+        <w:t>Explored legacy-modernization approaches using web applications, relational databases, APIs, and integration patterns.</w:t>
       </w:r>
     </w:p>
     <w:p>
@@ -446,13 +845,11 @@
           <w:rFonts w:ascii="Play" w:eastAsia="Play" w:hAnsi="Play" w:cs="Play"/>
         </w:rPr>
       </w:pPr>
-      <w:bookmarkStart w:id="4" w:name="bookmark=id.7z46c957wsdu" w:colFirst="0" w:colLast="0"/>
-      <w:bookmarkEnd w:id="4"/>
-      <w:r>
-        <w:rPr>
-          <w:rFonts w:ascii="Play" w:eastAsia="Play" w:hAnsi="Play" w:cs="Play"/>
-        </w:rPr>
-        <w:t>Project Consulting Services, Inc. (via TEKsystems) — Senior Consultant</w:t>
+      <w:r>
+        <w:rPr>
+          <w:rFonts w:ascii="Play" w:eastAsia="Play" w:hAnsi="Play" w:cs="Play"/>
+        </w:rPr>
+        <w:t>Steton Technology Group — Lead Architect</w:t>
       </w:r>
     </w:p>
     <w:p>
@@ -467,188 +864,7 @@
         <w:rPr>
           <w:rFonts w:ascii="Play" w:eastAsia="Play" w:hAnsi="Play" w:cs="Play"/>
         </w:rPr>
-        <w:t>08/2015 – 04/2024</w:t>
-      </w:r>
-    </w:p>
-    <w:p>
-      <w:pPr>
-        <w:widowControl/>
-        <w:numPr>
-          <w:ilvl w:val="0"/>
-          <w:numId w:val="1"/>
-        </w:numPr>
-        <w:spacing w:before="240" w:after="240"/>
-        <w:ind w:right="0"/>
-        <w:rPr>
-          <w:rFonts w:ascii="Play" w:eastAsia="Play" w:hAnsi="Play" w:cs="Play"/>
-        </w:rPr>
-      </w:pPr>
-      <w:r>
-        <w:rPr>
-          <w:rFonts w:ascii="Play" w:eastAsia="Play" w:hAnsi="Play" w:cs="Play"/>
-        </w:rPr>
-        <w:t>Built middleware integrating multiple vendor platforms with a Microsoft SQL Server-based data warehouse, reducing processing latency from 24+ hours to near real-time.</w:t>
-      </w:r>
-    </w:p>
-    <w:p>
-      <w:pPr>
-        <w:widowControl/>
-        <w:numPr>
-          <w:ilvl w:val="0"/>
-          <w:numId w:val="1"/>
-        </w:numPr>
-        <w:spacing w:before="240" w:after="240"/>
-        <w:ind w:right="0"/>
-        <w:rPr>
-          <w:rFonts w:ascii="Play" w:eastAsia="Play" w:hAnsi="Play" w:cs="Play"/>
-        </w:rPr>
-      </w:pPr>
-      <w:r>
-        <w:rPr>
-          <w:rFonts w:ascii="Play" w:eastAsia="Play" w:hAnsi="Play" w:cs="Play"/>
-        </w:rPr>
-        <w:t xml:space="preserve">Developed SQL coding standards and query design </w:t>
-      </w:r>
-      <w:proofErr w:type="gramStart"/>
-      <w:r>
-        <w:rPr>
-          <w:rFonts w:ascii="Play" w:eastAsia="Play" w:hAnsi="Play" w:cs="Play"/>
-        </w:rPr>
-        <w:t>patterns that</w:t>
-      </w:r>
-      <w:proofErr w:type="gramEnd"/>
-      <w:r>
-        <w:rPr>
-          <w:rFonts w:ascii="Play" w:eastAsia="Play" w:hAnsi="Play" w:cs="Play"/>
-        </w:rPr>
-        <w:t xml:space="preserve"> enabled developers to rapidly identify and resolve performance issues involving table variables, memory-intensive workloads, and inefficient query </w:t>
-      </w:r>
-      <w:proofErr w:type="spellStart"/>
-      <w:r>
-        <w:rPr>
-          <w:rFonts w:ascii="Play" w:eastAsia="Play" w:hAnsi="Play" w:cs="Play"/>
-        </w:rPr>
-        <w:t>execuution</w:t>
-      </w:r>
-      <w:proofErr w:type="spellEnd"/>
-      <w:r>
-        <w:rPr>
-          <w:rFonts w:ascii="Play" w:eastAsia="Play" w:hAnsi="Play" w:cs="Play"/>
-        </w:rPr>
-        <w:t xml:space="preserve"> plans.</w:t>
-      </w:r>
-    </w:p>
-    <w:p>
-      <w:pPr>
-        <w:widowControl/>
-        <w:numPr>
-          <w:ilvl w:val="0"/>
-          <w:numId w:val="1"/>
-        </w:numPr>
-        <w:spacing w:before="240" w:after="240"/>
-        <w:ind w:right="0"/>
-        <w:rPr>
-          <w:rFonts w:ascii="Play" w:eastAsia="Play" w:hAnsi="Play" w:cs="Play"/>
-        </w:rPr>
-      </w:pPr>
-      <w:r>
-        <w:rPr>
-          <w:rFonts w:ascii="Play" w:eastAsia="Play" w:hAnsi="Play" w:cs="Play"/>
-        </w:rPr>
-        <w:t>Implemented query tuning, indexing, and database optimization practices using Azure SQL capabilities and industry-standard performance analysis techniques.</w:t>
-      </w:r>
-    </w:p>
-    <w:p>
-      <w:pPr>
-        <w:widowControl/>
-        <w:numPr>
-          <w:ilvl w:val="0"/>
-          <w:numId w:val="1"/>
-        </w:numPr>
-        <w:spacing w:before="240" w:after="240"/>
-        <w:ind w:right="0"/>
-        <w:rPr>
-          <w:rFonts w:ascii="Play" w:eastAsia="Play" w:hAnsi="Play" w:cs="Play"/>
-        </w:rPr>
-      </w:pPr>
-      <w:r>
-        <w:rPr>
-          <w:rFonts w:ascii="Play" w:eastAsia="Play" w:hAnsi="Play" w:cs="Play"/>
-        </w:rPr>
-        <w:t>Partnered with application development teams to troubleshoot Transact-SQL performance issues, optimize database interactions, and improve overall system reliability.</w:t>
-      </w:r>
-    </w:p>
-    <w:p>
-      <w:pPr>
-        <w:widowControl/>
-        <w:numPr>
-          <w:ilvl w:val="0"/>
-          <w:numId w:val="1"/>
-        </w:numPr>
-        <w:spacing w:before="240" w:after="240"/>
-        <w:ind w:right="0"/>
-        <w:rPr>
-          <w:rFonts w:ascii="Play" w:eastAsia="Play" w:hAnsi="Play" w:cs="Play"/>
-        </w:rPr>
-      </w:pPr>
-      <w:r>
-        <w:rPr>
-          <w:rFonts w:ascii="Play" w:eastAsia="Play" w:hAnsi="Play" w:cs="Play"/>
-        </w:rPr>
-        <w:t>Developed Power BI reporting and analytics solutions that transformed complex operational data into actionable business insights.</w:t>
-      </w:r>
-    </w:p>
-    <w:p>
-      <w:pPr>
-        <w:keepNext/>
-        <w:widowControl/>
-        <w:pBdr>
-          <w:top w:val="nil"/>
-          <w:left w:val="nil"/>
-          <w:bottom w:val="nil"/>
-          <w:right w:val="nil"/>
-          <w:between w:val="nil"/>
-        </w:pBdr>
-        <w:tabs>
-          <w:tab w:val="right" w:pos="10570"/>
-        </w:tabs>
-        <w:spacing w:before="50"/>
-        <w:ind w:left="360" w:right="0"/>
-        <w:rPr>
-          <w:rFonts w:ascii="Play" w:eastAsia="Play" w:hAnsi="Play" w:cs="Play"/>
-          <w:b/>
-          <w:bCs/>
-          <w:color w:val="000000"/>
-          <w:sz w:val="26"/>
-          <w:szCs w:val="26"/>
-        </w:rPr>
-      </w:pPr>
-      <w:r>
-        <w:rPr>
-          <w:rFonts w:ascii="Play" w:eastAsia="Play" w:hAnsi="Play" w:cs="Play"/>
-          <w:b/>
-          <w:bCs/>
-          <w:color w:val="000000"/>
-          <w:sz w:val="26"/>
-          <w:szCs w:val="26"/>
-        </w:rPr>
-        <w:lastRenderedPageBreak/>
-        <w:t>Planned Career Sabbatical &amp; Independent Technical Projects</w:t>
-      </w:r>
-    </w:p>
-    <w:p>
-      <w:pPr>
-        <w:pStyle w:val="Subtitle"/>
-        <w:ind w:firstLine="331"/>
-        <w:rPr>
-          <w:rFonts w:ascii="Play" w:eastAsia="Play" w:hAnsi="Play" w:cs="Play"/>
-        </w:rPr>
-      </w:pPr>
-      <w:r>
-        <w:rPr>
-          <w:rFonts w:ascii="Play" w:eastAsia="Play" w:hAnsi="Play" w:cs="Play"/>
-        </w:rPr>
-        <w:t>03/2014 – 08/2015</w:t>
+        <w:t>01/2004 – 03/2014</w:t>
       </w:r>
     </w:p>
     <w:p>
@@ -676,7 +892,7 @@
           <w:rFonts w:ascii="Play" w:eastAsia="Play" w:hAnsi="Play" w:cs="Play"/>
           <w:color w:val="000000"/>
         </w:rPr>
-        <w:t xml:space="preserve">Took an intentional career break while continuing hands-on technical work and professional development. </w:t>
+        <w:t>Led development and operation of a SaaS platform supporting thousands of enterprise users across multiple industries.</w:t>
       </w:r>
     </w:p>
     <w:p>
@@ -704,7 +920,7 @@
           <w:rFonts w:ascii="Play" w:eastAsia="Play" w:hAnsi="Play" w:cs="Play"/>
           <w:color w:val="000000"/>
         </w:rPr>
-        <w:t>Built .NET/MVC and browser-based applications using HTML5, CSS3, JavaScript, and SQL-backed application architecture.</w:t>
+        <w:t>Designed a logical analytics layer using database views to support business intelligence (BI) and reporting workloads without impacting transactional systems.</w:t>
       </w:r>
     </w:p>
     <w:p>
@@ -732,7 +948,21 @@
           <w:rFonts w:ascii="Play" w:eastAsia="Play" w:hAnsi="Play" w:cs="Play"/>
           <w:color w:val="000000"/>
         </w:rPr>
-        <w:t xml:space="preserve">Developed responsive user interfaces, database-driven workflows, reporting views, and analytics outputs. </w:t>
+        <w:t>Led cloud platform initiatives using Azure and AWS to improve system reliability, scalability, and operational e</w:t>
+      </w:r>
+      <w:r>
+        <w:rPr>
+          <w:rFonts w:ascii="Arial" w:eastAsia="Arial" w:hAnsi="Arial" w:cs="Arial"/>
+          <w:color w:val="000000"/>
+        </w:rPr>
+        <w:t>ﬀ</w:t>
+      </w:r>
+      <w:r>
+        <w:rPr>
+          <w:rFonts w:ascii="Play" w:eastAsia="Play" w:hAnsi="Play" w:cs="Play"/>
+          <w:color w:val="000000"/>
+        </w:rPr>
+        <w:t>iciency.</w:t>
       </w:r>
     </w:p>
     <w:p>
@@ -760,37 +990,55 @@
           <w:rFonts w:ascii="Play" w:eastAsia="Play" w:hAnsi="Play" w:cs="Play"/>
           <w:color w:val="000000"/>
         </w:rPr>
-        <w:t>Explored legacy-modernization approaches using web applications, relational databases, APIs, and integration patterns.</w:t>
-      </w:r>
-    </w:p>
-    <w:p>
-      <w:pPr>
-        <w:pStyle w:val="Heading2"/>
-        <w:ind w:firstLine="331"/>
-        <w:rPr>
-          <w:rFonts w:ascii="Play" w:eastAsia="Play" w:hAnsi="Play" w:cs="Play"/>
-        </w:rPr>
-      </w:pPr>
-      <w:r>
-        <w:rPr>
-          <w:rFonts w:ascii="Play" w:eastAsia="Play" w:hAnsi="Play" w:cs="Play"/>
-        </w:rPr>
-        <w:t>Steton Technology Group — Lead Architect</w:t>
-      </w:r>
-    </w:p>
-    <w:p>
-      <w:pPr>
-        <w:pStyle w:val="Subtitle"/>
-        <w:ind w:firstLine="331"/>
-        <w:rPr>
-          <w:rFonts w:ascii="Play" w:eastAsia="Play" w:hAnsi="Play" w:cs="Play"/>
-        </w:rPr>
-      </w:pPr>
-      <w:r>
-        <w:rPr>
-          <w:rFonts w:ascii="Play" w:eastAsia="Play" w:hAnsi="Play" w:cs="Play"/>
-        </w:rPr>
-        <w:t>01/2004 – 03/2014</w:t>
+        <w:t xml:space="preserve">Designed a disaster recovery strategy achieving a </w:t>
+      </w:r>
+      <w:proofErr w:type="gramStart"/>
+      <w:r>
+        <w:rPr>
+          <w:rFonts w:ascii="Play" w:eastAsia="Play" w:hAnsi="Play" w:cs="Play"/>
+          <w:color w:val="000000"/>
+        </w:rPr>
+        <w:t>4 hour</w:t>
+      </w:r>
+      <w:proofErr w:type="gramEnd"/>
+      <w:r>
+        <w:rPr>
+          <w:rFonts w:ascii="Play" w:eastAsia="Play" w:hAnsi="Play" w:cs="Play"/>
+          <w:color w:val="000000"/>
+        </w:rPr>
+        <w:t xml:space="preserve"> recovery time objective with an </w:t>
+      </w:r>
+      <w:proofErr w:type="gramStart"/>
+      <w:r>
+        <w:rPr>
+          <w:rFonts w:ascii="Play" w:eastAsia="Play" w:hAnsi="Play" w:cs="Play"/>
+          <w:color w:val="000000"/>
+        </w:rPr>
+        <w:t>8 hour</w:t>
+      </w:r>
+      <w:proofErr w:type="gramEnd"/>
+      <w:r>
+        <w:rPr>
+          <w:rFonts w:ascii="Play" w:eastAsia="Play" w:hAnsi="Play" w:cs="Play"/>
+          <w:color w:val="000000"/>
+        </w:rPr>
+        <w:t xml:space="preserve"> recovery point objective, while incorporating encryption throughout the entire disaster recovery </w:t>
+      </w:r>
+      <w:proofErr w:type="spellStart"/>
+      <w:r>
+        <w:rPr>
+          <w:rFonts w:ascii="Play" w:eastAsia="Play" w:hAnsi="Play" w:cs="Play"/>
+          <w:color w:val="000000"/>
+        </w:rPr>
+        <w:t>lifecyle</w:t>
+      </w:r>
+      <w:proofErr w:type="spellEnd"/>
+      <w:r>
+        <w:rPr>
+          <w:rFonts w:ascii="Play" w:eastAsia="Play" w:hAnsi="Play" w:cs="Play"/>
+          <w:color w:val="000000"/>
+        </w:rPr>
+        <w:t>.</w:t>
       </w:r>
     </w:p>
     <w:p>
@@ -818,7 +1066,7 @@
           <w:rFonts w:ascii="Play" w:eastAsia="Play" w:hAnsi="Play" w:cs="Play"/>
           <w:color w:val="000000"/>
         </w:rPr>
-        <w:t>Led development and operation of a SaaS platform supporting thousands of enterprise users across multiple industries.</w:t>
+        <w:t>Deployed SSIS and SSRS to enhance integration and reporting services for SaaS customers.</w:t>
       </w:r>
     </w:p>
     <w:p>
@@ -846,180 +1094,6 @@
           <w:rFonts w:ascii="Play" w:eastAsia="Play" w:hAnsi="Play" w:cs="Play"/>
           <w:color w:val="000000"/>
         </w:rPr>
-        <w:t>Designed a logical analytics layer using database views to support business intelligence (BI) and reporting workloads without impacting transactional systems.</w:t>
-      </w:r>
-    </w:p>
-    <w:p>
-      <w:pPr>
-        <w:widowControl/>
-        <w:numPr>
-          <w:ilvl w:val="0"/>
-          <w:numId w:val="1"/>
-        </w:numPr>
-        <w:pBdr>
-          <w:top w:val="nil"/>
-          <w:left w:val="nil"/>
-          <w:bottom w:val="nil"/>
-          <w:right w:val="nil"/>
-          <w:between w:val="nil"/>
-        </w:pBdr>
-        <w:ind w:right="680"/>
-        <w:rPr>
-          <w:rFonts w:ascii="Play" w:eastAsia="Play" w:hAnsi="Play" w:cs="Play"/>
-          <w:color w:val="000000"/>
-        </w:rPr>
-      </w:pPr>
-      <w:r>
-        <w:rPr>
-          <w:rFonts w:ascii="Play" w:eastAsia="Play" w:hAnsi="Play" w:cs="Play"/>
-          <w:color w:val="000000"/>
-        </w:rPr>
-        <w:t>Led cloud platform initiatives using Azure and AWS to improve system reliability, scalability, and operational e</w:t>
-      </w:r>
-      <w:r>
-        <w:rPr>
-          <w:rFonts w:ascii="Arial" w:eastAsia="Arial" w:hAnsi="Arial" w:cs="Arial"/>
-          <w:color w:val="000000"/>
-        </w:rPr>
-        <w:t>ﬀ</w:t>
-      </w:r>
-      <w:r>
-        <w:rPr>
-          <w:rFonts w:ascii="Play" w:eastAsia="Play" w:hAnsi="Play" w:cs="Play"/>
-          <w:color w:val="000000"/>
-        </w:rPr>
-        <w:t>iciency.</w:t>
-      </w:r>
-    </w:p>
-    <w:p>
-      <w:pPr>
-        <w:widowControl/>
-        <w:numPr>
-          <w:ilvl w:val="0"/>
-          <w:numId w:val="1"/>
-        </w:numPr>
-        <w:pBdr>
-          <w:top w:val="nil"/>
-          <w:left w:val="nil"/>
-          <w:bottom w:val="nil"/>
-          <w:right w:val="nil"/>
-          <w:between w:val="nil"/>
-        </w:pBdr>
-        <w:ind w:right="680"/>
-        <w:rPr>
-          <w:rFonts w:ascii="Play" w:eastAsia="Play" w:hAnsi="Play" w:cs="Play"/>
-          <w:color w:val="000000"/>
-        </w:rPr>
-      </w:pPr>
-      <w:r>
-        <w:rPr>
-          <w:rFonts w:ascii="Play" w:eastAsia="Play" w:hAnsi="Play" w:cs="Play"/>
-          <w:color w:val="000000"/>
-        </w:rPr>
-        <w:t xml:space="preserve">Designed a disaster recovery strategy achieving a </w:t>
-      </w:r>
-      <w:proofErr w:type="gramStart"/>
-      <w:r>
-        <w:rPr>
-          <w:rFonts w:ascii="Play" w:eastAsia="Play" w:hAnsi="Play" w:cs="Play"/>
-          <w:color w:val="000000"/>
-        </w:rPr>
-        <w:t>4 hour</w:t>
-      </w:r>
-      <w:proofErr w:type="gramEnd"/>
-      <w:r>
-        <w:rPr>
-          <w:rFonts w:ascii="Play" w:eastAsia="Play" w:hAnsi="Play" w:cs="Play"/>
-          <w:color w:val="000000"/>
-        </w:rPr>
-        <w:t xml:space="preserve"> recovery time objective with an </w:t>
-      </w:r>
-      <w:proofErr w:type="gramStart"/>
-      <w:r>
-        <w:rPr>
-          <w:rFonts w:ascii="Play" w:eastAsia="Play" w:hAnsi="Play" w:cs="Play"/>
-          <w:color w:val="000000"/>
-        </w:rPr>
-        <w:t>8 hour</w:t>
-      </w:r>
-      <w:proofErr w:type="gramEnd"/>
-      <w:r>
-        <w:rPr>
-          <w:rFonts w:ascii="Play" w:eastAsia="Play" w:hAnsi="Play" w:cs="Play"/>
-          <w:color w:val="000000"/>
-        </w:rPr>
-        <w:t xml:space="preserve"> recovery point objective, while incorporating encryption throughout the entire disaster recovery </w:t>
-      </w:r>
-      <w:proofErr w:type="spellStart"/>
-      <w:r>
-        <w:rPr>
-          <w:rFonts w:ascii="Play" w:eastAsia="Play" w:hAnsi="Play" w:cs="Play"/>
-          <w:color w:val="000000"/>
-        </w:rPr>
-        <w:t>lifecyle</w:t>
-      </w:r>
-      <w:proofErr w:type="spellEnd"/>
-      <w:r>
-        <w:rPr>
-          <w:rFonts w:ascii="Play" w:eastAsia="Play" w:hAnsi="Play" w:cs="Play"/>
-          <w:color w:val="000000"/>
-        </w:rPr>
-        <w:t>.</w:t>
-      </w:r>
-    </w:p>
-    <w:p>
-      <w:pPr>
-        <w:widowControl/>
-        <w:numPr>
-          <w:ilvl w:val="0"/>
-          <w:numId w:val="1"/>
-        </w:numPr>
-        <w:pBdr>
-          <w:top w:val="nil"/>
-          <w:left w:val="nil"/>
-          <w:bottom w:val="nil"/>
-          <w:right w:val="nil"/>
-          <w:between w:val="nil"/>
-        </w:pBdr>
-        <w:ind w:right="680"/>
-        <w:rPr>
-          <w:rFonts w:ascii="Play" w:eastAsia="Play" w:hAnsi="Play" w:cs="Play"/>
-          <w:color w:val="000000"/>
-        </w:rPr>
-      </w:pPr>
-      <w:r>
-        <w:rPr>
-          <w:rFonts w:ascii="Play" w:eastAsia="Play" w:hAnsi="Play" w:cs="Play"/>
-          <w:color w:val="000000"/>
-        </w:rPr>
-        <w:t>Deployed SSIS and SSRS to enhance integration and reporting services for SaaS customers.</w:t>
-      </w:r>
-    </w:p>
-    <w:p>
-      <w:pPr>
-        <w:widowControl/>
-        <w:numPr>
-          <w:ilvl w:val="0"/>
-          <w:numId w:val="1"/>
-        </w:numPr>
-        <w:pBdr>
-          <w:top w:val="nil"/>
-          <w:left w:val="nil"/>
-          <w:bottom w:val="nil"/>
-          <w:right w:val="nil"/>
-          <w:between w:val="nil"/>
-        </w:pBdr>
-        <w:ind w:right="680"/>
-        <w:rPr>
-          <w:rFonts w:ascii="Play" w:eastAsia="Play" w:hAnsi="Play" w:cs="Play"/>
-          <w:color w:val="000000"/>
-        </w:rPr>
-      </w:pPr>
-      <w:r>
-        <w:rPr>
-          <w:rFonts w:ascii="Play" w:eastAsia="Play" w:hAnsi="Play" w:cs="Play"/>
-          <w:color w:val="000000"/>
-        </w:rPr>
         <w:t>Used Erwin to model customer data for storage and reporting.</w:t>
       </w:r>
     </w:p>
@@ -1602,7 +1676,7 @@
       </w:r>
     </w:p>
     <w:sectPr>
-      <w:footerReference w:type="default" r:id="rId9"/>
+      <w:footerReference w:type="default" r:id="rId11"/>
       <w:pgSz w:w="12240" w:h="15840"/>
       <w:pgMar w:top="980" w:right="720" w:bottom="700" w:left="720" w:header="0" w:footer="507" w:gutter="0"/>
       <w:pgNumType w:start="1"/>
@@ -1763,6 +1837,119 @@
 <file path=word/numbering.xml><?xml version="1.0" encoding="utf-8"?>
 <w:numbering xmlns:wpc="http://schemas.microsoft.com/office/word/2010/wordprocessingCanvas" xmlns:cx="http://schemas.microsoft.com/office/drawing/2014/chartex" xmlns:cx1="http://schemas.microsoft.com/office/drawing/2015/9/8/chartex" xmlns:cx2="http://schemas.microsoft.com/office/drawing/2015/10/21/chartex" xmlns:cx3="http://schemas.microsoft.com/office/drawing/2016/5/9/chartex" xmlns:cx4="http://schemas.microsoft.com/office/drawing/2016/5/10/chartex" xmlns:cx5="http://schemas.microsoft.com/office/drawing/2016/5/11/chartex" xmlns:cx6="http://schemas.microsoft.com/office/drawing/2016/5/12/chartex" xmlns:cx7="http://schemas.microsoft.com/office/drawing/2016/5/13/chartex" xmlns:cx8="http://schemas.microsoft.com/office/drawing/2016/5/14/chartex" xmlns:mc="http://schemas.openxmlformats.org/markup-compatibility/2006" xmlns:aink="http://schemas.microsoft.com/office/drawing/2016/ink" xmlns:am3d="http://schemas.microsoft.com/office/drawing/2017/model3d" xmlns:o="urn:schemas-microsoft-com:office:office" xmlns:oel="http://schemas.microsoft.com/office/2019/extlst" xmlns:r="http://schemas.openxmlformats.org/officeDocument/2006/relationships" xmlns:m="http://schemas.openxmlformats.org/officeDocument/2006/math" xmlns:v="urn:schemas-microsoft-com:vml" xmlns:wp14="http://schemas.microsoft.com/office/word/2010/wordprocessingDrawing" xmlns:wp="http://schemas.openxmlformats.org/drawingml/2006/wordprocessingDrawing" xmlns:w10="urn:schemas-microsoft-com:office:word" xmlns:w="http://schemas.openxmlformats.org/wordprocessingml/2006/main" xmlns:w14="http://schemas.microsoft.com/office/word/2010/wordml" xmlns:w15="http://schemas.microsoft.com/office/word/2012/wordml" xmlns:w16cex="http://schemas.microsoft.com/office/word/2018/wordml/cex" xmlns:w16cid="http://schemas.microsoft.com/office/word/2016/wordml/cid" xmlns:w16="http://schemas.microsoft.com/office/word/2018/wordml" xmlns:w16du="http://schemas.microsoft.com/office/word/2023/wordml/word16du" xmlns:w16sdtdh="http://schemas.microsoft.com/office/word/2020/wordml/sdtdatahash" xmlns:w16sdtfl="http://schemas.microsoft.com/office/word/2024/wordml/sdtformatlock" xmlns:w16se="http://schemas.microsoft.com/office/word/2015/wordml/symex" xmlns:wpg="http://schemas.microsoft.com/office/word/2010/wordprocessingGroup" xmlns:wpi="http://schemas.microsoft.com/office/word/2010/wordprocessingInk" xmlns:wne="http://schemas.microsoft.com/office/word/2006/wordml" xmlns:wps="http://schemas.microsoft.com/office/word/2010/wordprocessingShape" mc:Ignorable="w14 w15 w16se w16cid w16 w16cex w16sdtdh w16sdtfl w16du wp14">
   <w:abstractNum w:abstractNumId="0" w15:restartNumberingAfterBreak="0">
+    <w:nsid w:val="01792C49"/>
+    <w:multiLevelType w:val="hybridMultilevel"/>
+    <w:tmpl w:val="C904543C"/>
+    <w:lvl w:ilvl="0" w:tplc="04090001">
+      <w:start w:val="1"/>
+      <w:numFmt w:val="bullet"/>
+      <w:lvlText w:val=""/>
+      <w:lvlJc w:val="left"/>
+      <w:pPr>
+        <w:ind w:left="1440" w:hanging="360"/>
+      </w:pPr>
+      <w:rPr>
+        <w:rFonts w:ascii="Symbol" w:hAnsi="Symbol" w:hint="default"/>
+      </w:rPr>
+    </w:lvl>
+    <w:lvl w:ilvl="1" w:tplc="04090003" w:tentative="1">
+      <w:start w:val="1"/>
+      <w:numFmt w:val="bullet"/>
+      <w:lvlText w:val="o"/>
+      <w:lvlJc w:val="left"/>
+      <w:pPr>
+        <w:ind w:left="2160" w:hanging="360"/>
+      </w:pPr>
+      <w:rPr>
+        <w:rFonts w:ascii="Courier New" w:hAnsi="Courier New" w:cs="Courier New" w:hint="default"/>
+      </w:rPr>
+    </w:lvl>
+    <w:lvl w:ilvl="2" w:tplc="04090005" w:tentative="1">
+      <w:start w:val="1"/>
+      <w:numFmt w:val="bullet"/>
+      <w:lvlText w:val=""/>
+      <w:lvlJc w:val="left"/>
+      <w:pPr>
+        <w:ind w:left="2880" w:hanging="360"/>
+      </w:pPr>
+      <w:rPr>
+        <w:rFonts w:ascii="Wingdings" w:hAnsi="Wingdings" w:hint="default"/>
+      </w:rPr>
+    </w:lvl>
+    <w:lvl w:ilvl="3" w:tplc="04090001" w:tentative="1">
+      <w:start w:val="1"/>
+      <w:numFmt w:val="bullet"/>
+      <w:lvlText w:val=""/>
+      <w:lvlJc w:val="left"/>
+      <w:pPr>
+        <w:ind w:left="3600" w:hanging="360"/>
+      </w:pPr>
+      <w:rPr>
+        <w:rFonts w:ascii="Symbol" w:hAnsi="Symbol" w:hint="default"/>
+      </w:rPr>
+    </w:lvl>
+    <w:lvl w:ilvl="4" w:tplc="04090003" w:tentative="1">
+      <w:start w:val="1"/>
+      <w:numFmt w:val="bullet"/>
+      <w:lvlText w:val="o"/>
+      <w:lvlJc w:val="left"/>
+      <w:pPr>
+        <w:ind w:left="4320" w:hanging="360"/>
+      </w:pPr>
+      <w:rPr>
+        <w:rFonts w:ascii="Courier New" w:hAnsi="Courier New" w:cs="Courier New" w:hint="default"/>
+      </w:rPr>
+    </w:lvl>
+    <w:lvl w:ilvl="5" w:tplc="04090005" w:tentative="1">
+      <w:start w:val="1"/>
+      <w:numFmt w:val="bullet"/>
+      <w:lvlText w:val=""/>
+      <w:lvlJc w:val="left"/>
+      <w:pPr>
+        <w:ind w:left="5040" w:hanging="360"/>
+      </w:pPr>
+      <w:rPr>
+        <w:rFonts w:ascii="Wingdings" w:hAnsi="Wingdings" w:hint="default"/>
+      </w:rPr>
+    </w:lvl>
+    <w:lvl w:ilvl="6" w:tplc="04090001" w:tentative="1">
+      <w:start w:val="1"/>
+      <w:numFmt w:val="bullet"/>
+      <w:lvlText w:val=""/>
+      <w:lvlJc w:val="left"/>
+      <w:pPr>
+        <w:ind w:left="5760" w:hanging="360"/>
+      </w:pPr>
+      <w:rPr>
+        <w:rFonts w:ascii="Symbol" w:hAnsi="Symbol" w:hint="default"/>
+      </w:rPr>
+    </w:lvl>
+    <w:lvl w:ilvl="7" w:tplc="04090003" w:tentative="1">
+      <w:start w:val="1"/>
+      <w:numFmt w:val="bullet"/>
+      <w:lvlText w:val="o"/>
+      <w:lvlJc w:val="left"/>
+      <w:pPr>
+        <w:ind w:left="6480" w:hanging="360"/>
+      </w:pPr>
+      <w:rPr>
+        <w:rFonts w:ascii="Courier New" w:hAnsi="Courier New" w:cs="Courier New" w:hint="default"/>
+      </w:rPr>
+    </w:lvl>
+    <w:lvl w:ilvl="8" w:tplc="04090005" w:tentative="1">
+      <w:start w:val="1"/>
+      <w:numFmt w:val="bullet"/>
+      <w:lvlText w:val=""/>
+      <w:lvlJc w:val="left"/>
+      <w:pPr>
+        <w:ind w:left="7200" w:hanging="360"/>
+      </w:pPr>
+      <w:rPr>
+        <w:rFonts w:ascii="Wingdings" w:hAnsi="Wingdings" w:hint="default"/>
+      </w:rPr>
+    </w:lvl>
+  </w:abstractNum>
+  <w:abstractNum w:abstractNumId="1" w15:restartNumberingAfterBreak="0">
     <w:nsid w:val="6A2C67CA"/>
     <w:multiLevelType w:val="multilevel"/>
     <w:tmpl w:val="FA4E19C6"/>
@@ -1876,6 +2063,9 @@
     </w:lvl>
   </w:abstractNum>
   <w:num w:numId="1" w16cid:durableId="2038652971">
+    <w:abstractNumId w:val="1"/>
+  </w:num>
+  <w:num w:numId="2" w16cid:durableId="381095212">
     <w:abstractNumId w:val="0"/>
   </w:num>
 </w:numbering>
@@ -2079,7 +2269,7 @@
     <w:lsdException w:name="Medium Shading 2 Accent 1" w:uiPriority="64"/>
     <w:lsdException w:name="Medium List 1 Accent 1" w:uiPriority="65"/>
     <w:lsdException w:name="Revision" w:semiHidden="1"/>
-    <w:lsdException w:name="List Paragraph" w:uiPriority="34" w:qFormat="1"/>
+    <w:lsdException w:name="List Paragraph" w:uiPriority="1" w:qFormat="1"/>
     <w:lsdException w:name="Quote" w:uiPriority="29" w:qFormat="1"/>
     <w:lsdException w:name="Intense Quote" w:uiPriority="30" w:qFormat="1"/>
     <w:lsdException w:name="Medium List 2 Accent 1" w:uiPriority="66"/>
@@ -2482,13 +2672,24 @@
   <w:style w:type="paragraph" w:styleId="ListParagraph">
     <w:name w:val="List Paragraph"/>
     <w:basedOn w:val="Normal"/>
-    <w:uiPriority w:val="34"/>
+    <w:uiPriority w:val="1"/>
     <w:qFormat/>
     <w:rsid w:val="00983DA5"/>
     <w:pPr>
       <w:ind w:left="720"/>
       <w:contextualSpacing/>
     </w:pPr>
+  </w:style>
+  <w:style w:type="character" w:styleId="Hyperlink">
+    <w:name w:val="Hyperlink"/>
+    <w:basedOn w:val="DefaultParagraphFont"/>
+    <w:uiPriority w:val="99"/>
+    <w:unhideWhenUsed/>
+    <w:rsid w:val="000C6E48"/>
+    <w:rPr>
+      <w:color w:val="0000FF" w:themeColor="hyperlink"/>
+      <w:u w:val="single"/>
+    </w:rPr>
   </w:style>
 </w:styles>
 </file>
